--- a/docs/CvarcLogger User Manual.docx
+++ b/docs/CvarcLogger User Manual.docx
@@ -94,7 +94,7 @@
           <w:i/>
           <w:sz w:val="24"/>
         </w:rPr>
-        <w:t>Version 1.41</w:t>
+        <w:t>Version 1.42</w:t>
       </w:r>
     </w:p>
     <w:p>
@@ -3235,7 +3235,7 @@
     </w:p>
     <w:p>
       <w:r>
-        <w:t>Run CvarcLogger.exe. The title bar shows the running version (for example, "CVARC Logger v1.41"). On first launch, a new log database (cvarclogger.db) is created automatically next to the .exe file, so a portable install (for example, run from a USB drive or a synced folder) carries its data with it.</w:t>
+        <w:t>Run CvarcLogger.exe. The title bar shows the running version (for example, "CVARC Logger v1.42"). On first launch, a new log database (cvarclogger.db) is created automatically next to the .exe file, so a portable install (for example, run from a USB drive or a synced folder) carries its data with it.</w:t>
       </w:r>
     </w:p>
     <w:p>
@@ -5639,6 +5639,44 @@
                 <w:sz w:val="20"/>
               </w:rPr>
               <w:t>Highlights</w:t>
+            </w:r>
+          </w:p>
+        </w:tc>
+      </w:tr>
+      <w:tr>
+        <w:tc>
+          <w:tcPr>
+            <w:tcW w:w="4788" w:type="dxa"/>
+          </w:tcPr>
+          <w:p>
+            <w:pPr>
+              <w:rPr>
+                <w:sz w:val="20"/>
+              </w:rPr>
+            </w:pPr>
+            <w:r>
+              <w:rPr>
+                <w:sz w:val="20"/>
+              </w:rPr>
+              <w:t>1.42</w:t>
+            </w:r>
+          </w:p>
+        </w:tc>
+        <w:tc>
+          <w:tcPr>
+            <w:tcW w:w="4788" w:type="dxa"/>
+          </w:tcPr>
+          <w:p>
+            <w:pPr>
+              <w:rPr>
+                <w:sz w:val="20"/>
+              </w:rPr>
+            </w:pPr>
+            <w:r>
+              <w:rPr>
+                <w:sz w:val="20"/>
+              </w:rPr>
+              <w:t>Fixed a bug where editing a QSO could change its recorded date/time. Log grid Name and Comment columns are now left-aligned.</w:t>
             </w:r>
           </w:p>
         </w:tc>

--- a/docs/CvarcLogger User Manual.docx
+++ b/docs/CvarcLogger User Manual.docx
@@ -5677,6 +5677,9 @@
                 <w:sz w:val="20"/>
               </w:rPr>
               <w:t>Fixed a bug where editing a QSO could change its recorded date/time. Log grid Name and Comment columns are now left-aligned.</w:t>
+            </w:r>
+            <w:r>
+              <w:t xml:space="preserve"> The Return key now saves in the Edit QSO window.</w:t>
             </w:r>
           </w:p>
         </w:tc>

--- a/docs/CvarcLogger User Manual.docx
+++ b/docs/CvarcLogger User Manual.docx
@@ -3544,6 +3544,38 @@
                 <w:sz w:val="20"/>
               </w:rPr>
               <w:t>Highlights</w:t>
+            </w:r>
+          </w:p>
+        </w:tc>
+      </w:tr>
+      <w:tr>
+        <w:tc>
+          <w:tcPr>
+            <w:tcW w:type="dxa" w:w="4680"/>
+          </w:tcPr>
+          <w:p>
+            <w:r>
+              <w:t>1.46</w:t>
+            </w:r>
+            <w:r>
+              <w:rPr>
+                <w:sz w:val="20"/>
+              </w:rPr>
+            </w:r>
+          </w:p>
+        </w:tc>
+        <w:tc>
+          <w:tcPr>
+            <w:tcW w:type="dxa" w:w="4680"/>
+          </w:tcPr>
+          <w:p>
+            <w:r>
+              <w:t>Fixed a crash seeding the DXCC entity table on a brand-new database.</w:t>
+            </w:r>
+            <w:r>
+              <w:rPr>
+                <w:sz w:val="20"/>
+              </w:rPr>
             </w:r>
           </w:p>
         </w:tc>

--- a/docs/CvarcLogger User Manual.docx
+++ b/docs/CvarcLogger User Manual.docx
@@ -34,7 +34,7 @@
           <w:b/>
           <w:sz w:val="32"/>
         </w:rPr>
-        <w:t>Version 2.0</w:t>
+        <w:t>Version 2.02</w:t>
       </w:r>
     </w:p>
     <w:p>
@@ -126,7 +126,7 @@
                 <w:b w:val="0"/>
                 <w:sz w:val="17"/>
               </w:rPr>
-              <w:t>1.1 What's New in Version 2.0</w:t>
+              <w:t>1.1 What's New in Version 2.x</w:t>
             </w:r>
             <w:r>
               <w:tab/>
@@ -135,7 +135,7 @@
               <w:rPr>
                 <w:sz w:val="17"/>
               </w:rPr>
-              <w:t>3</w:t>
+              <w:t>4</w:t>
             </w:r>
           </w:p>
           <w:p>
@@ -160,7 +160,7 @@
               <w:rPr>
                 <w:sz w:val="18"/>
               </w:rPr>
-              <w:t>5</w:t>
+              <w:t>6</w:t>
             </w:r>
           </w:p>
           <w:p>
@@ -185,7 +185,7 @@
               <w:rPr>
                 <w:sz w:val="17"/>
               </w:rPr>
-              <w:t>5</w:t>
+              <w:t>6</w:t>
             </w:r>
           </w:p>
           <w:p>
@@ -210,7 +210,7 @@
               <w:rPr>
                 <w:sz w:val="17"/>
               </w:rPr>
-              <w:t>5</w:t>
+              <w:t>6</w:t>
             </w:r>
           </w:p>
           <w:p>
@@ -235,7 +235,7 @@
               <w:rPr>
                 <w:sz w:val="17"/>
               </w:rPr>
-              <w:t>5</w:t>
+              <w:t>6</w:t>
             </w:r>
           </w:p>
           <w:p>
@@ -260,7 +260,7 @@
               <w:rPr>
                 <w:sz w:val="18"/>
               </w:rPr>
-              <w:t>7</w:t>
+              <w:t>8</w:t>
             </w:r>
           </w:p>
           <w:p>
@@ -285,7 +285,7 @@
               <w:rPr>
                 <w:sz w:val="17"/>
               </w:rPr>
-              <w:t>7</w:t>
+              <w:t>8</w:t>
             </w:r>
           </w:p>
           <w:p>
@@ -310,7 +310,7 @@
               <w:rPr>
                 <w:sz w:val="17"/>
               </w:rPr>
-              <w:t>7</w:t>
+              <w:t>8</w:t>
             </w:r>
           </w:p>
           <w:p>
@@ -335,7 +335,7 @@
               <w:rPr>
                 <w:sz w:val="18"/>
               </w:rPr>
-              <w:t>8</w:t>
+              <w:t>9</w:t>
             </w:r>
           </w:p>
           <w:p>
@@ -360,7 +360,7 @@
               <w:rPr>
                 <w:sz w:val="17"/>
               </w:rPr>
-              <w:t>8</w:t>
+              <w:t>9</w:t>
             </w:r>
           </w:p>
           <w:p>
@@ -385,7 +385,7 @@
               <w:rPr>
                 <w:sz w:val="17"/>
               </w:rPr>
-              <w:t>8</w:t>
+              <w:t>9</w:t>
             </w:r>
           </w:p>
           <w:p>
@@ -410,7 +410,7 @@
               <w:rPr>
                 <w:sz w:val="17"/>
               </w:rPr>
-              <w:t>9</w:t>
+              <w:t>10</w:t>
             </w:r>
           </w:p>
           <w:p>
@@ -435,7 +435,7 @@
               <w:rPr>
                 <w:sz w:val="17"/>
               </w:rPr>
-              <w:t>9</w:t>
+              <w:t>11</w:t>
             </w:r>
           </w:p>
           <w:p>
@@ -460,7 +460,7 @@
               <w:rPr>
                 <w:sz w:val="17"/>
               </w:rPr>
-              <w:t>9</w:t>
+              <w:t>11</w:t>
             </w:r>
           </w:p>
           <w:p>
@@ -485,7 +485,7 @@
               <w:rPr>
                 <w:sz w:val="17"/>
               </w:rPr>
-              <w:t>9</w:t>
+              <w:t>11</w:t>
             </w:r>
           </w:p>
           <w:p>
@@ -510,7 +510,7 @@
               <w:rPr>
                 <w:sz w:val="17"/>
               </w:rPr>
-              <w:t>10</w:t>
+              <w:t>12</w:t>
             </w:r>
           </w:p>
           <w:p>
@@ -535,7 +535,7 @@
               <w:rPr>
                 <w:sz w:val="17"/>
               </w:rPr>
-              <w:t>10</w:t>
+              <w:t>12</w:t>
             </w:r>
           </w:p>
           <w:p>
@@ -560,7 +560,7 @@
               <w:rPr>
                 <w:sz w:val="17"/>
               </w:rPr>
-              <w:t>10</w:t>
+              <w:t>12</w:t>
             </w:r>
           </w:p>
           <w:p>
@@ -585,7 +585,7 @@
               <w:rPr>
                 <w:sz w:val="18"/>
               </w:rPr>
-              <w:t>11</w:t>
+              <w:t>13</w:t>
             </w:r>
           </w:p>
           <w:p>
@@ -610,7 +610,7 @@
               <w:rPr>
                 <w:sz w:val="17"/>
               </w:rPr>
-              <w:t>11</w:t>
+              <w:t>13</w:t>
             </w:r>
           </w:p>
           <w:p>
@@ -635,7 +635,7 @@
               <w:rPr>
                 <w:sz w:val="17"/>
               </w:rPr>
-              <w:t>11</w:t>
+              <w:t>13</w:t>
             </w:r>
           </w:p>
           <w:p>
@@ -660,7 +660,7 @@
               <w:rPr>
                 <w:sz w:val="17"/>
               </w:rPr>
-              <w:t>11</w:t>
+              <w:t>13</w:t>
             </w:r>
           </w:p>
           <w:p>
@@ -685,7 +685,7 @@
               <w:rPr>
                 <w:sz w:val="17"/>
               </w:rPr>
-              <w:t>11</w:t>
+              <w:t>13</w:t>
             </w:r>
           </w:p>
           <w:p>
@@ -710,7 +710,7 @@
               <w:rPr>
                 <w:sz w:val="17"/>
               </w:rPr>
-              <w:t>11</w:t>
+              <w:t>13</w:t>
             </w:r>
           </w:p>
           <w:p>
@@ -735,7 +735,32 @@
               <w:rPr>
                 <w:sz w:val="17"/>
               </w:rPr>
-              <w:t>11</w:t>
+              <w:t>13</w:t>
+            </w:r>
+          </w:p>
+          <w:p>
+            <w:pPr>
+              <w:tabs>
+                <w:tab w:pos="3960" w:val="right" w:leader="dot"/>
+              </w:tabs>
+              <w:spacing w:after="20"/>
+              <w:ind w:left="288"/>
+            </w:pPr>
+            <w:r>
+              <w:rPr>
+                <w:b w:val="0"/>
+                <w:sz w:val="17"/>
+              </w:rPr>
+              <w:t>5.7 Net Roll-Call Markers</w:t>
+            </w:r>
+            <w:r>
+              <w:tab/>
+            </w:r>
+            <w:r>
+              <w:rPr>
+                <w:sz w:val="17"/>
+              </w:rPr>
+              <w:t>13</w:t>
             </w:r>
           </w:p>
           <w:p>
@@ -760,7 +785,7 @@
               <w:rPr>
                 <w:sz w:val="18"/>
               </w:rPr>
-              <w:t>12</w:t>
+              <w:t>15</w:t>
             </w:r>
           </w:p>
           <w:p>
@@ -785,7 +810,7 @@
               <w:rPr>
                 <w:sz w:val="17"/>
               </w:rPr>
-              <w:t>12</w:t>
+              <w:t>15</w:t>
             </w:r>
           </w:p>
           <w:p>
@@ -810,7 +835,7 @@
               <w:rPr>
                 <w:sz w:val="17"/>
               </w:rPr>
-              <w:t>12</w:t>
+              <w:t>15</w:t>
             </w:r>
           </w:p>
           <w:p>
@@ -835,7 +860,7 @@
               <w:rPr>
                 <w:sz w:val="18"/>
               </w:rPr>
-              <w:t>13</w:t>
+              <w:t>16</w:t>
             </w:r>
           </w:p>
         </w:tc>
@@ -871,7 +896,7 @@
               <w:rPr>
                 <w:sz w:val="17"/>
               </w:rPr>
-              <w:t>13</w:t>
+              <w:t>16</w:t>
             </w:r>
           </w:p>
           <w:p>
@@ -896,7 +921,7 @@
               <w:rPr>
                 <w:sz w:val="17"/>
               </w:rPr>
-              <w:t>13</w:t>
+              <w:t>16</w:t>
             </w:r>
           </w:p>
           <w:p>
@@ -921,7 +946,7 @@
               <w:rPr>
                 <w:sz w:val="17"/>
               </w:rPr>
-              <w:t>13</w:t>
+              <w:t>16</w:t>
             </w:r>
           </w:p>
           <w:p>
@@ -946,7 +971,7 @@
               <w:rPr>
                 <w:sz w:val="17"/>
               </w:rPr>
-              <w:t>13</w:t>
+              <w:t>16</w:t>
             </w:r>
           </w:p>
           <w:p>
@@ -971,7 +996,7 @@
               <w:rPr>
                 <w:sz w:val="17"/>
               </w:rPr>
-              <w:t>13</w:t>
+              <w:t>16</w:t>
             </w:r>
           </w:p>
           <w:p>
@@ -996,7 +1021,7 @@
               <w:rPr>
                 <w:sz w:val="18"/>
               </w:rPr>
-              <w:t>14</w:t>
+              <w:t>17</w:t>
             </w:r>
           </w:p>
           <w:p>
@@ -1021,7 +1046,7 @@
               <w:rPr>
                 <w:sz w:val="17"/>
               </w:rPr>
-              <w:t>14</w:t>
+              <w:t>17</w:t>
             </w:r>
           </w:p>
           <w:p>
@@ -1046,7 +1071,7 @@
               <w:rPr>
                 <w:sz w:val="17"/>
               </w:rPr>
-              <w:t>14</w:t>
+              <w:t>17</w:t>
             </w:r>
           </w:p>
           <w:p>
@@ -1071,7 +1096,7 @@
               <w:rPr>
                 <w:sz w:val="17"/>
               </w:rPr>
-              <w:t>14</w:t>
+              <w:t>17</w:t>
             </w:r>
           </w:p>
           <w:p>
@@ -1096,7 +1121,7 @@
               <w:rPr>
                 <w:sz w:val="18"/>
               </w:rPr>
-              <w:t>15</w:t>
+              <w:t>18</w:t>
             </w:r>
           </w:p>
           <w:p>
@@ -1121,7 +1146,7 @@
               <w:rPr>
                 <w:sz w:val="17"/>
               </w:rPr>
-              <w:t>15</w:t>
+              <w:t>18</w:t>
             </w:r>
           </w:p>
           <w:p>
@@ -1146,7 +1171,7 @@
               <w:rPr>
                 <w:sz w:val="17"/>
               </w:rPr>
-              <w:t>15</w:t>
+              <w:t>18</w:t>
             </w:r>
           </w:p>
           <w:p>
@@ -1171,7 +1196,7 @@
               <w:rPr>
                 <w:sz w:val="17"/>
               </w:rPr>
-              <w:t>15</w:t>
+              <w:t>18</w:t>
             </w:r>
           </w:p>
           <w:p>
@@ -1196,7 +1221,7 @@
               <w:rPr>
                 <w:sz w:val="18"/>
               </w:rPr>
-              <w:t>16</w:t>
+              <w:t>19</w:t>
             </w:r>
           </w:p>
           <w:p>
@@ -1221,7 +1246,7 @@
               <w:rPr>
                 <w:sz w:val="17"/>
               </w:rPr>
-              <w:t>16</w:t>
+              <w:t>19</w:t>
             </w:r>
           </w:p>
           <w:p>
@@ -1246,7 +1271,7 @@
               <w:rPr>
                 <w:sz w:val="17"/>
               </w:rPr>
-              <w:t>16</w:t>
+              <w:t>19</w:t>
             </w:r>
           </w:p>
           <w:p>
@@ -1271,7 +1296,7 @@
               <w:rPr>
                 <w:sz w:val="17"/>
               </w:rPr>
-              <w:t>17</w:t>
+              <w:t>20</w:t>
             </w:r>
           </w:p>
           <w:p>
@@ -1296,7 +1321,7 @@
               <w:rPr>
                 <w:sz w:val="17"/>
               </w:rPr>
-              <w:t>17</w:t>
+              <w:t>20</w:t>
             </w:r>
           </w:p>
           <w:p>
@@ -1321,7 +1346,7 @@
               <w:rPr>
                 <w:sz w:val="18"/>
               </w:rPr>
-              <w:t>18</w:t>
+              <w:t>21</w:t>
             </w:r>
           </w:p>
           <w:p>
@@ -1346,7 +1371,7 @@
               <w:rPr>
                 <w:sz w:val="18"/>
               </w:rPr>
-              <w:t>19</w:t>
+              <w:t>22</w:t>
             </w:r>
           </w:p>
           <w:p>
@@ -1371,7 +1396,7 @@
               <w:rPr>
                 <w:sz w:val="17"/>
               </w:rPr>
-              <w:t>19</w:t>
+              <w:t>22</w:t>
             </w:r>
           </w:p>
           <w:p>
@@ -1396,7 +1421,7 @@
               <w:rPr>
                 <w:sz w:val="17"/>
               </w:rPr>
-              <w:t>19</w:t>
+              <w:t>22</w:t>
             </w:r>
           </w:p>
           <w:p>
@@ -1421,7 +1446,7 @@
               <w:rPr>
                 <w:sz w:val="17"/>
               </w:rPr>
-              <w:t>19</w:t>
+              <w:t>22</w:t>
             </w:r>
           </w:p>
           <w:p>
@@ -1446,7 +1471,7 @@
               <w:rPr>
                 <w:sz w:val="17"/>
               </w:rPr>
-              <w:t>19</w:t>
+              <w:t>22</w:t>
             </w:r>
           </w:p>
           <w:p>
@@ -1471,7 +1496,7 @@
               <w:rPr>
                 <w:sz w:val="17"/>
               </w:rPr>
-              <w:t>19</w:t>
+              <w:t>22</w:t>
             </w:r>
           </w:p>
           <w:p>
@@ -1496,7 +1521,7 @@
               <w:rPr>
                 <w:sz w:val="17"/>
               </w:rPr>
-              <w:t>19</w:t>
+              <w:t>22</w:t>
             </w:r>
           </w:p>
           <w:p>
@@ -1521,7 +1546,7 @@
               <w:rPr>
                 <w:sz w:val="17"/>
               </w:rPr>
-              <w:t>19</w:t>
+              <w:t>22</w:t>
             </w:r>
           </w:p>
           <w:p>
@@ -1546,7 +1571,7 @@
               <w:rPr>
                 <w:sz w:val="18"/>
               </w:rPr>
-              <w:t>20</w:t>
+              <w:t>23</w:t>
             </w:r>
           </w:p>
           <w:p>
@@ -1571,7 +1596,7 @@
               <w:rPr>
                 <w:sz w:val="18"/>
               </w:rPr>
-              <w:t>23</w:t>
+              <w:t>27</w:t>
             </w:r>
           </w:p>
           <w:p>
@@ -1596,7 +1621,7 @@
               <w:rPr>
                 <w:sz w:val="17"/>
               </w:rPr>
-              <w:t>23</w:t>
+              <w:t>27</w:t>
             </w:r>
           </w:p>
         </w:tc>
@@ -1630,7 +1655,7 @@
           <w:b w:val="0"/>
           <w:i w:val="0"/>
         </w:rPr>
-        <w:t>Version 2.0 is a major update to the QSO Entry form: every field's position and every field's visibility can now be customized per Log Mode, sticky (“static”) behavior is a per-field choice instead of fixed, and SOTA/POTA reference lookups now show summit and park names right on the entry form. See Section 1.1 for the full list of what's new.</w:t>
+        <w:t>Version 2.x reworked the QSO Entry form and the sidebar around one idea: you should be able to shape the program around how you actually operate, not the other way around. Every field's position and visibility can be customized per Log Mode, sticky (“static”) behavior is your choice field by field, SOTA/POTA lookups now happen locally and instantly, and the sidebar's mode buttons now pack two related modes into one button you click twice. See Section 1.1 for the full list of what's new in this release.</w:t>
       </w:r>
     </w:p>
     <w:p>
@@ -1655,7 +1680,7 @@
         <w:pStyle w:val="ListBullet"/>
       </w:pPr>
       <w:r>
-        <w:t>A Log Mode picker (Normal, Contest, SOTA, POTA, Net, All) that reshapes the entry form to show only the fields the current activity actually needs.</w:t>
+        <w:t>Log Modes that reshape the entry form to show only the fields the current activity actually needs, reached from the sidebar's toggle tabs -- see Section 4.2 for exactly how these work.</w:t>
       </w:r>
     </w:p>
     <w:p>
@@ -1688,6 +1713,14 @@
       </w:pPr>
       <w:r>
         <w:t>Contest logging support: a running Sequence number for the exchange serial, plus ARRL Sweepstakes and Field Day fields (Precedence, Check, Class) and SKCC member numbers.</w:t>
+      </w:r>
+    </w:p>
+    <w:p>
+      <w:pPr>
+        <w:pStyle w:val="ListBullet"/>
+      </w:pPr>
+      <w:r>
+        <w:t>Net roll-call markers: a checkbox on every log row lets a net controller track who's already been called on for their statement, so an interruption never loses their place.</w:t>
       </w:r>
     </w:p>
     <w:p>
@@ -1743,7 +1776,7 @@
         <w:pStyle w:val="Heading2"/>
       </w:pPr>
       <w:r>
-        <w:t>1.1 What's New in Version 2.0</w:t>
+        <w:t>1.1 What's New in Version 2.x</w:t>
       </w:r>
     </w:p>
     <w:p>
@@ -1751,7 +1784,7 @@
         <w:pStyle w:val="ListBullet"/>
       </w:pPr>
       <w:r>
-        <w:t>Customizable entry form layout: drag any field on the QSO Entry form to a different position; the layout is remembered independently for each Log Mode.</w:t>
+        <w:t>Sidebar redesigned around toggle tabs: instead of one button per mode, related modes now share a button you click twice to flip between (Normal/Contest, SOTA/POTA), plus two fully customizable spare tabs (“Undef-1/Undef-2” and “Undef-3/Undef-4”) you can rename and configure for whatever your club needs. See Section 4.2.</w:t>
       </w:r>
     </w:p>
     <w:p>
@@ -1759,7 +1792,31 @@
         <w:pStyle w:val="ListBullet"/>
       </w:pPr>
       <w:r>
-        <w:t>Per-mode field visibility with renameable tabs: the Column Visibility picker now has one tab per Log Mode (plus “All”), each with its own set of shown/hidden fields, and each tab's name can be renamed (e.g. rename “Contest” to “Field Day”).</w:t>
+        <w:t>Net roll-call markers: a checkbox at the left of every log row, next to its number, lets a net controller mark each station as already called on. A Clear Net Markers button resets everything for the next net. See Section 5.7.</w:t>
+      </w:r>
+    </w:p>
+    <w:p>
+      <w:pPr>
+        <w:pStyle w:val="ListBullet"/>
+      </w:pPr>
+      <w:r>
+        <w:t>The Delete button (removes selected rows from the log grid) is back on the action ribbon.</w:t>
+      </w:r>
+    </w:p>
+    <w:p>
+      <w:pPr>
+        <w:pStyle w:val="ListBullet"/>
+      </w:pPr>
+      <w:r>
+        <w:t>Customizable entry form layout: click and drag any field on the QSO Entry form to a different position, from anywhere on the field (not just its label) -- the layout is remembered independently for each Log Mode, and the form now fits 6 fields per row instead of 5.</w:t>
+      </w:r>
+    </w:p>
+    <w:p>
+      <w:pPr>
+        <w:pStyle w:val="ListBullet"/>
+      </w:pPr>
+      <w:r>
+        <w:t>Per-mode field visibility with renameable tabs: the Columns/Tabs window (previously called “Column Visibility”) has one tab per Log Mode, each with its own set of shown/hidden fields, and each tab's name can be renamed (e.g. rename “Contest” to “Field Day”) -- the new name shows up on the sidebar button too.</w:t>
       </w:r>
     </w:p>
     <w:p>
@@ -1783,7 +1840,7 @@
         <w:pStyle w:val="ListBullet"/>
       </w:pPr>
       <w:r>
-        <w:t>QSO log grid search box: filter the log live by callsign, name, grid square, or city, with a Clear button to return to the full list.</w:t>
+        <w:t>QSO log grid search box: filter the log live by callsign, name, grid square, or city, with a Clear button to return to the full list. The grid also got a “Station Log” title and column headers now match the entry form's pale blue.</w:t>
       </w:r>
     </w:p>
     <w:p>
@@ -1799,7 +1856,7 @@
         <w:pStyle w:val="ListBullet"/>
       </w:pPr>
       <w:r>
-        <w:t>Entry form fixes: Tab now moves between fields in the order they actually appear on screen (previously it could jump around after a field was dragged); Enter in the Callsign field always logs using what you just typed, even without clicking elsewhere first.</w:t>
+        <w:t>Entry form fixes: Tab now moves between fields in the order they actually appear on screen (previously it could jump around after a field was dragged); Enter now logs the QSO from anywhere on the form using whatever's currently typed, not just from the Callsign field.</w:t>
       </w:r>
     </w:p>
     <w:p>
@@ -1807,7 +1864,7 @@
         <w:pStyle w:val="ListBullet"/>
       </w:pPr>
       <w:r>
-        <w:t>Edit QSO window restyled to match the rest of the program, with larger text and a clearer focus highlight showing which field the cursor is in.</w:t>
+        <w:t>Edit QSO window restyled to match the rest of the program, with larger text, a clearer focus highlight showing which field the cursor is in, and a Callsign field that no longer forces capital letters while you type (it still saves in capitals).</w:t>
       </w:r>
     </w:p>
     <w:p>
@@ -1816,6 +1873,14 @@
       </w:pPr>
       <w:r>
         <w:t>Start/End/Lookup ribbon buttons relabeled Start Clock/End Clock/Call Lookup for clarity.</w:t>
+      </w:r>
+    </w:p>
+    <w:p>
+      <w:pPr>
+        <w:pStyle w:val="ListBullet"/>
+      </w:pPr>
+      <w:r>
+        <w:t>Awards window: all four award grids now alternate row shading, matching the log grid.</w:t>
       </w:r>
     </w:p>
     <w:p>
@@ -1896,7 +1961,7 @@
         <w:pStyle w:val="ListBullet"/>
       </w:pPr>
       <w:r>
-        <w:t>Banner (top) -- the club logo and program title.</w:t>
+        <w:t>Banner (top) -- the club logo, program title, and club name.</w:t>
       </w:r>
     </w:p>
     <w:p>
@@ -1904,7 +1969,7 @@
         <w:pStyle w:val="ListBullet"/>
       </w:pPr>
       <w:r>
-        <w:t>Sidebar (left) -- File, Station, CAT, Lookup, and Columns buttons; the Log Mode buttons (Normal/Contest/SOTA/POTA/All); and Award progress.</w:t>
+        <w:t>Sidebar (left) -- File, Station, CAT, Lookup, and Columns/Tabs buttons; four Log Mode toggle tabs (Section 4.2); and Award progress.</w:t>
       </w:r>
     </w:p>
     <w:p>
@@ -1920,7 +1985,7 @@
         <w:pStyle w:val="ListBullet"/>
       </w:pPr>
       <w:r>
-        <w:t>Action ribbon (middle) -- CAT connection status, Start Clock/End Clock, Call Lookup, Log QSO, and Columns.</w:t>
+        <w:t>Action ribbon (middle) -- CAT connection status, Start Clock/End Clock, Call Lookup, Log QSO, Columns/Tabs, and Delete.</w:t>
       </w:r>
     </w:p>
     <w:p>
@@ -1928,7 +1993,7 @@
         <w:pStyle w:val="ListBullet"/>
       </w:pPr>
       <w:r>
-        <w:t>QSO Log Grid (lower right) -- every contact logged so far, searchable and sortable. See Section 5.</w:t>
+        <w:t>QSO Log Grid (lower right) -- every contact logged so far, searchable and sortable, with a net roll-call marker on each row. See Section 5.</w:t>
       </w:r>
     </w:p>
     <w:p>
@@ -1950,42 +2015,42 @@
     </w:p>
     <w:p>
       <w:pPr>
-        <w:pStyle w:val="ListNumber"/>
+        <w:ind w:left="360" w:hanging="360"/>
       </w:pPr>
       <w:r>
-        <w:t>Open Station Profiles (sidebar) and confirm your callsign, grid square, and UTC offset are set.</w:t>
+        <w:t>1. Open Station Profiles (sidebar) and confirm your callsign, grid square, and UTC offset are set.</w:t>
       </w:r>
     </w:p>
     <w:p>
       <w:pPr>
-        <w:pStyle w:val="ListNumber"/>
+        <w:ind w:left="360" w:hanging="360"/>
       </w:pPr>
       <w:r>
-        <w:t>Type a callsign into the Callsign field on the entry form.</w:t>
+        <w:t>2. Type a callsign into the Callsign field on the entry form.</w:t>
       </w:r>
     </w:p>
     <w:p>
       <w:pPr>
-        <w:pStyle w:val="ListNumber"/>
+        <w:ind w:left="360" w:hanging="360"/>
       </w:pPr>
       <w:r>
-        <w:t>Click Call Lookup (or just keep typing -- Log QSO runs a lookup automatically if you haven't clicked Lookup yet) to pull in the contact's name, grid, and location.</w:t>
+        <w:t>3. Click Call Lookup (or just keep typing -- Log QSO runs a lookup automatically if you haven't clicked Lookup yet) to pull in the contact's name, grid, and location.</w:t>
       </w:r>
     </w:p>
     <w:p>
       <w:pPr>
-        <w:pStyle w:val="ListNumber"/>
+        <w:ind w:left="360" w:hanging="360"/>
       </w:pPr>
       <w:r>
-        <w:t>Fill in RST, and any other fields you want for this QSO.</w:t>
+        <w:t>4. Fill in RST, and any other fields you want for this QSO.</w:t>
       </w:r>
     </w:p>
     <w:p>
       <w:pPr>
-        <w:pStyle w:val="ListNumber"/>
+        <w:ind w:left="360" w:hanging="360"/>
       </w:pPr>
       <w:r>
-        <w:t>Press Enter while still in the Callsign field, or click Log QSO, to save the contact. It appears immediately at the top of the QSO Log Grid.</w:t>
+        <w:t>5. Press Enter while still in the Callsign field, or click Log QSO, to save the contact. It appears immediately at the top of the QSO Log Grid.</w:t>
       </w:r>
     </w:p>
     <w:p>
@@ -2323,7 +2388,7 @@
           <w:b w:val="0"/>
           <w:i w:val="0"/>
         </w:rPr>
-        <w:t>The entry form holds every field a QSO can carry. Which fields are visible, and where they sit on the form, both depend on the current Log Mode (Section 4.2) and can be further customized (Section 4.3). A handful of fields are always shown regardless of mode: Station, Callsign, Date/Time (UTC), Local Time, Band, Freq (MHz), and Mode.</w:t>
+        <w:t>The entry form holds every field a QSO can carry, laid out 6 fields to a row. Which fields are visible, and where they sit on the form, both depend on the current Log Mode (Section 4.2) and can be further customized (Section 4.3). A handful of fields are always shown regardless of mode: Station, Callsign, Date/Time (UTC), Local Time, Band, Freq (MHz), and Mode.</w:t>
       </w:r>
     </w:p>
     <w:p>
@@ -2367,7 +2432,40 @@
           <w:b w:val="0"/>
           <w:i w:val="0"/>
         </w:rPr>
-        <w:t>The sidebar's mode buttons (and the Column Visibility picker's tabs -- the two stay in sync) switch the entry form between six presets:</w:t>
+        <w:t>A Log Mode decides which fields show up on the entry form and in the log grid -- Contest mode, for example, adds Precedence/Check/Class and hides fields a contest exchange never uses. Switching modes doesn't lose anything: your log keeps every QSO from every mode together in one place, and each mode remembers its own field layout (Section 4.3) independently.</w:t>
+      </w:r>
+    </w:p>
+    <w:p>
+      <w:r>
+        <w:rPr>
+          <w:b w:val="0"/>
+          <w:i w:val="0"/>
+        </w:rPr>
+        <w:t>The sidebar has 5 buttons for this, but they cover 9 modes total, because 4 of the buttons are toggle tabs: each one is shared by two modes, and you click it once to switch to that tab, then click it again to flip between its two modes. Here's exactly how that works:</w:t>
+      </w:r>
+    </w:p>
+    <w:p>
+      <w:pPr>
+        <w:ind w:left="360" w:hanging="360"/>
+      </w:pPr>
+      <w:r>
+        <w:t>1. Click a toggle tab that isn't currently active (its button isn't highlighted blue): the program switches to whichever of its two modes you were on last time you used that tab (the first time ever, that's simply its first mode).</w:t>
+      </w:r>
+    </w:p>
+    <w:p>
+      <w:pPr>
+        <w:ind w:left="360" w:hanging="360"/>
+      </w:pPr>
+      <w:r>
+        <w:t>2. Click the same toggle tab again, now that it's already active (its button is highlighted blue): the program flips over to the tab's other mode.</w:t>
+      </w:r>
+    </w:p>
+    <w:p>
+      <w:pPr>
+        <w:ind w:left="360" w:hanging="360"/>
+      </w:pPr>
+      <w:r>
+        <w:t>3. Click a different tab, then come back later: the tab you left remembers exactly which of its two modes it was showing, so you pick up right where you left off.</w:t>
       </w:r>
     </w:p>
     <w:tbl>
@@ -2378,26 +2476,40 @@
         <w:tblLook w:firstColumn="1" w:firstRow="1" w:lastColumn="0" w:lastRow="0" w:noHBand="0" w:noVBand="1" w:val="04A0"/>
       </w:tblPr>
       <w:tblGrid>
-        <w:gridCol w:w="4320"/>
-        <w:gridCol w:w="4320"/>
+        <w:gridCol w:w="2880"/>
+        <w:gridCol w:w="2880"/>
+        <w:gridCol w:w="2880"/>
       </w:tblGrid>
       <w:tr>
         <w:tc>
           <w:tcPr>
-            <w:tcW w:type="dxa" w:w="4320"/>
+            <w:tcW w:type="dxa" w:w="2880"/>
           </w:tcPr>
           <w:p>
             <w:r>
               <w:rPr>
                 <w:b/>
               </w:rPr>
-              <w:t>Mode</w:t>
+              <w:t>Sidebar Button</w:t>
             </w:r>
           </w:p>
         </w:tc>
         <w:tc>
           <w:tcPr>
-            <w:tcW w:type="dxa" w:w="4320"/>
+            <w:tcW w:type="dxa" w:w="2880"/>
+          </w:tcPr>
+          <w:p>
+            <w:r>
+              <w:rPr>
+                <w:b/>
+              </w:rPr>
+              <w:t>Its two modes</w:t>
+            </w:r>
+          </w:p>
+        </w:tc>
+        <w:tc>
+          <w:tcPr>
+            <w:tcW w:type="dxa" w:w="2880"/>
           </w:tcPr>
           <w:p>
             <w:r>
@@ -2412,21 +2524,31 @@
       <w:tr>
         <w:tc>
           <w:tcPr>
-            <w:tcW w:type="dxa" w:w="4320"/>
+            <w:tcW w:type="dxa" w:w="2880"/>
           </w:tcPr>
           <w:p>
             <w:r>
-              <w:t>Normal</w:t>
+              <w:t>Normal / Contest</w:t>
             </w:r>
           </w:p>
         </w:tc>
         <w:tc>
           <w:tcPr>
-            <w:tcW w:type="dxa" w:w="4320"/>
+            <w:tcW w:type="dxa" w:w="2880"/>
           </w:tcPr>
           <w:p>
             <w:r>
-              <w:t>Everyday logging; every optional field is available.</w:t>
+              <w:t>Normal, Contest</w:t>
+            </w:r>
+          </w:p>
+        </w:tc>
+        <w:tc>
+          <w:tcPr>
+            <w:tcW w:type="dxa" w:w="2880"/>
+          </w:tcPr>
+          <w:p>
+            <w:r>
+              <w:t>Normal: everyday logging, every optional field available. Contest: adds Sequence #, Precedence, Check, and Class.</w:t>
             </w:r>
           </w:p>
         </w:tc>
@@ -2434,21 +2556,31 @@
       <w:tr>
         <w:tc>
           <w:tcPr>
-            <w:tcW w:type="dxa" w:w="4320"/>
+            <w:tcW w:type="dxa" w:w="2880"/>
           </w:tcPr>
           <w:p>
             <w:r>
-              <w:t>Contest</w:t>
+              <w:t>SOTA / POTA</w:t>
             </w:r>
           </w:p>
         </w:tc>
         <w:tc>
           <w:tcPr>
-            <w:tcW w:type="dxa" w:w="4320"/>
+            <w:tcW w:type="dxa" w:w="2880"/>
           </w:tcPr>
           <w:p>
             <w:r>
-              <w:t>Adds Sequence #, Precedence, Check, and Class; hides fields contests don't use.</w:t>
+              <w:t>SOTA, POTA</w:t>
+            </w:r>
+          </w:p>
+        </w:tc>
+        <w:tc>
+          <w:tcPr>
+            <w:tcW w:type="dxa" w:w="2880"/>
+          </w:tcPr>
+          <w:p>
+            <w:r>
+              <w:t>SOTA moves My SOTA/SOTA fields to the top; POTA does the same for My POTA/POTA. Both hide fields a summit/park activation doesn't need.</w:t>
             </w:r>
           </w:p>
         </w:tc>
@@ -2456,21 +2588,31 @@
       <w:tr>
         <w:tc>
           <w:tcPr>
-            <w:tcW w:type="dxa" w:w="4320"/>
+            <w:tcW w:type="dxa" w:w="2880"/>
           </w:tcPr>
           <w:p>
             <w:r>
-              <w:t>SOTA</w:t>
+              <w:t>Undef-1 / Undef-2</w:t>
             </w:r>
           </w:p>
         </w:tc>
         <w:tc>
           <w:tcPr>
-            <w:tcW w:type="dxa" w:w="4320"/>
+            <w:tcW w:type="dxa" w:w="2880"/>
           </w:tcPr>
           <w:p>
             <w:r>
-              <w:t>Moves My SOTA/SOTA to the top; hides fields a summit activation doesn't need.</w:t>
+              <w:t>(unassigned)</w:t>
+            </w:r>
+          </w:p>
+        </w:tc>
+        <w:tc>
+          <w:tcPr>
+            <w:tcW w:type="dxa" w:w="2880"/>
+          </w:tcPr>
+          <w:p>
+            <w:r>
+              <w:t>Two blank-slate modes for whatever your club wants -- rename them and choose their fields in the Columns/Tabs window (Section 4.3).</w:t>
             </w:r>
           </w:p>
         </w:tc>
@@ -2478,21 +2620,31 @@
       <w:tr>
         <w:tc>
           <w:tcPr>
-            <w:tcW w:type="dxa" w:w="4320"/>
+            <w:tcW w:type="dxa" w:w="2880"/>
           </w:tcPr>
           <w:p>
             <w:r>
-              <w:t>POTA</w:t>
+              <w:t>Undef-3 / Undef-4</w:t>
             </w:r>
           </w:p>
         </w:tc>
         <w:tc>
           <w:tcPr>
-            <w:tcW w:type="dxa" w:w="4320"/>
+            <w:tcW w:type="dxa" w:w="2880"/>
           </w:tcPr>
           <w:p>
             <w:r>
-              <w:t>Moves My POTA/POTA to the top; hides fields a park activation doesn't need.</w:t>
+              <w:t>(unassigned)</w:t>
+            </w:r>
+          </w:p>
+        </w:tc>
+        <w:tc>
+          <w:tcPr>
+            <w:tcW w:type="dxa" w:w="2880"/>
+          </w:tcPr>
+          <w:p>
+            <w:r>
+              <w:t>Same idea as Undef-1/Undef-2 -- two more free tabs.</w:t>
             </w:r>
           </w:p>
         </w:tc>
@@ -2500,29 +2652,17 @@
       <w:tr>
         <w:tc>
           <w:tcPr>
-            <w:tcW w:type="dxa" w:w="4320"/>
+            <w:tcW w:type="dxa" w:w="2880"/>
           </w:tcPr>
           <w:p>
             <w:r>
-              <w:t>Net</w:t>
+              <w:t>All</w:t>
             </w:r>
           </w:p>
         </w:tc>
         <w:tc>
           <w:tcPr>
-            <w:tcW w:type="dxa" w:w="4320"/>
-          </w:tcPr>
-          <w:p>
-            <w:r>
-              <w:t>A minimal preset for net check-ins.</w:t>
-            </w:r>
-          </w:p>
-        </w:tc>
-      </w:tr>
-      <w:tr>
-        <w:tc>
-          <w:tcPr>
-            <w:tcW w:type="dxa" w:w="4320"/>
+            <w:tcW w:type="dxa" w:w="2880"/>
           </w:tcPr>
           <w:p>
             <w:r>
@@ -2532,11 +2672,11 @@
         </w:tc>
         <w:tc>
           <w:tcPr>
-            <w:tcW w:type="dxa" w:w="4320"/>
+            <w:tcW w:type="dxa" w:w="2880"/>
           </w:tcPr>
           <w:p>
             <w:r>
-              <w:t>Shows every field CVARC Logger supports at once, across every mode.</w:t>
+              <w:t>Not a toggle -- shows every field CVARC Logger supports at once, across every mode, and every QSO regardless of which mode logged it.</w:t>
             </w:r>
           </w:p>
         </w:tc>
@@ -2549,7 +2689,16 @@
           <w:b w:val="0"/>
           <w:i w:val="0"/>
         </w:rPr>
-        <w:t>Each mode's exact field visibility, beyond the built-in preset, is further customizable -- see Section 4.3.</w:t>
+        <w:t>The Undef tabs start out genuinely blank: nothing is renamed and no fields are specially chosen for them yet, so until you configure them they'll show whatever generic field layout every brand-new mode starts with. Open the Columns/Tabs window (Section 4.3) to give them a real name and pick their fields -- for example, you could turn Undef-1 into “Field Day” or “POTA Rover” for a second, differently-configured POTA-style layout.</w:t>
+      </w:r>
+    </w:p>
+    <w:p>
+      <w:r>
+        <w:rPr>
+          <w:b w:val="0"/>
+          <w:i w:val="0"/>
+        </w:rPr>
+        <w:t>However you switch modes -- a toggle tab, All, or a tab inside the Columns/Tabs window -- the sidebar's highlighted button always follows along, so you can tell at a glance which mode is live.</w:t>
       </w:r>
     </w:p>
     <w:p>
@@ -2575,7 +2724,7 @@
           <w:b w:val="0"/>
           <w:i w:val="0"/>
         </w:rPr>
-        <w:t>Drag-and-drop positioning: click and drag any field box to a different spot on the form. If you drop it on a spot another field already occupies, that field is bumped to the next open spot in reading order (left to right, top to bottom) rather than being overwritten. Positions are saved automatically and restored the next time that Log Mode is active.</w:t>
+        <w:t>Drag-and-drop positioning: click and drag any field to a different spot on the form -- you can grab it anywhere on the field, including its input box, not just its label. A plain click still works normally (it puts the text cursor there, or opens a dropdown); only an actual drag repositions the field. If you drop it on a spot another field already occupies, that field is bumped to the next open spot in reading order (left to right, top to bottom) rather than being overwritten. Positions are saved automatically and restored the next time that Log Mode is active.</w:t>
       </w:r>
     </w:p>
     <w:p>
@@ -2584,7 +2733,7 @@
           <w:b w:val="0"/>
           <w:i w:val="0"/>
         </w:rPr>
-        <w:t>Column Visibility picker: click Columns (sidebar or ribbon) to open it. It has one tab per Log Mode plus an All tab; select a tab to choose which fields are shown for that mode specifically. All and None buttons show or hide everything on the current tab at once. Rename Tab lets you relabel a mode (for example, renaming “Contest” to “Field Day”) -- the new name shows up on the sidebar button too. Selecting a different tab in this window switches the program's live mode to match, and switching modes any other way (the sidebar buttons) moves the picker's selected tab the same way if the picker is already open -- the two stay in sync in both directions.</w:t>
+        <w:t>Columns/Tabs window: click Columns/Tabs (sidebar or ribbon) to open it. It has one tab per Log Mode (Normal, Contest, SOTA, POTA, Undef-1 through Undef-4) plus an All tab; select a tab to choose which fields are shown for that mode specifically. All and None buttons show or hide everything on the current tab at once. Rename Tab lets you relabel a mode -- for example, renaming “Contest” to “Field Day”, or giving one of the Undef tabs a real name once you've decided what to use it for -- and the new name shows up on the sidebar's toggle button too. Selecting a different tab in this window switches the program's live mode to match, and switching modes any other way (the sidebar's toggle tabs) moves this window's selected tab the same way if it's already open -- the two stay in sync in both directions.</w:t>
       </w:r>
     </w:p>
     <w:p>
@@ -2644,7 +2793,7 @@
           <w:b w:val="0"/>
           <w:i w:val="0"/>
         </w:rPr>
-        <w:t>Click Log QSO, or press Enter while the text cursor is in the Callsign field, to save the contact. If the online lookup hasn't run yet for the current callsign, Log QSO runs it automatically first. After logging, the fields that aren't marked static (Section 4.1) clear for the next contact, the Date/Time (UTC) field jumps to the current time, and the new QSO appears at the top of the QSO Log Grid.</w:t>
+        <w:t>Click Log QSO, or press Enter anywhere on the entry form, to save the contact -- Enter always uses whatever you've just typed, even if you haven't clicked out of that field yet. If the online lookup hasn't run yet for the current callsign, Log QSO runs it automatically first. After logging, the fields that aren't marked static (Section 4.1) clear for the next contact, the Date/Time (UTC) field jumps to the current time, and the new QSO appears at the top of the QSO Log Grid.</w:t>
       </w:r>
     </w:p>
     <w:p>
@@ -2653,7 +2802,7 @@
           <w:b w:val="0"/>
           <w:i w:val="0"/>
         </w:rPr>
-        <w:t>Enter only logs the QSO from the Callsign field specifically -- pressing Enter in an editable dropdown like Band or Mode closes that dropdown instead, matching normal Windows behavior.</w:t>
+        <w:t>One exception: if you're in an editable dropdown (Band, Mode, Sub-Mode) with its list open, the first Enter just closes that dropdown, matching normal Windows behavior -- a second Enter then logs the QSO. This only comes up in those three dropdown fields.</w:t>
       </w:r>
     </w:p>
     <w:p>
@@ -2769,7 +2918,7 @@
           <w:b w:val="0"/>
           <w:i w:val="0"/>
         </w:rPr>
-        <w:t>Click Columns to choose which fields appear as grid columns, independently per Log Mode (Section 4.3) -- Callsign and Station Callsign are always shown and can't be hidden. Drag a column header left or right to reorder it; drag its edge to resize it. Both column order and width are remembered across restarts.</w:t>
+        <w:t>Click Columns/Tabs to choose which fields appear as grid columns, independently per Log Mode (Section 4.3) -- Callsign and Station Callsign are always shown and can't be hidden. Drag a column header left or right to reorder it; drag its edge to resize it. Both column order and width are remembered across restarts.</w:t>
       </w:r>
     </w:p>
     <w:p>
@@ -2820,7 +2969,7 @@
           <w:b w:val="0"/>
           <w:i w:val="0"/>
         </w:rPr>
-        <w:t>Select one or more rows (Section 5.4) and click Delete to remove them from the log. This cannot be undone.</w:t>
+        <w:t>Select one or more rows (Section 5.4) and click Delete on the action ribbon to remove them from the log. A confirmation prompt shows how many QSOs are about to be deleted before anything happens. This cannot be undone.</w:t>
       </w:r>
     </w:p>
     <w:p>
@@ -2838,6 +2987,41 @@
           <w:i w:val="0"/>
         </w:rPr>
         <w:t>With the grid focused, Ctrl+C copies the selected rows as tab-separated text, suitable for pasting straight into a spreadsheet. Ctrl+V reads tab-separated rows back from the clipboard and logs each one as a new QSO.</w:t>
+      </w:r>
+    </w:p>
+    <w:p>
+      <w:pPr>
+        <w:pStyle w:val="Heading2"/>
+      </w:pPr>
+      <w:r>
+        <w:t>5.7 Net Roll-Call Markers</w:t>
+      </w:r>
+    </w:p>
+    <w:p>
+      <w:r>
+        <w:rPr>
+          <w:b w:val="0"/>
+          <w:i w:val="0"/>
+        </w:rPr>
+        <w:t>When you're running a net, you often log check-ins as they come in, then during a lull go back down the list and call on each member in turn for their statement. If something interrupts you partway through, it's easy to lose track of exactly who you'd already called on. The net marker checkbox solves that.</w:t>
+      </w:r>
+    </w:p>
+    <w:p>
+      <w:r>
+        <w:rPr>
+          <w:b w:val="0"/>
+          <w:i w:val="0"/>
+        </w:rPr>
+        <w:t>Every row in the log grid has a small checkbox to the left of its row number. Click it once you've called on that station and they've given their statement; it stays checked even if you scroll away, switch windows, or the program sits idle for a while. Working down the list, the checked rows show you exactly how far you've gotten -- pick up again at the first unchecked row after any interruption.</w:t>
+      </w:r>
+    </w:p>
+    <w:p>
+      <w:r>
+        <w:rPr>
+          <w:b w:val="0"/>
+          <w:i w:val="0"/>
+        </w:rPr>
+        <w:t>These checkmarks are separate from your QSO records: they're not saved to the log file, don't export with ADIF, and don't affect anything else in the program. When the net ends, click Clear Net Markers (top-right of the search bar, above the grid) to uncheck every row at once, ready for the next net. Because the markers aren't saved, restarting CVARC Logger also clears them -- so there's no need to remember to clear them if you're closing the program between nets anyway.</w:t>
       </w:r>
     </w:p>
     <w:p>
@@ -2876,7 +3060,7 @@
           <w:b w:val="0"/>
           <w:i w:val="0"/>
         </w:rPr>
-        <w:t>Every field from the main entry form is editable here, plus several that don't normally appear on the entry form itself: Freq Rx (MHz) for split operation, Continent, Station Callsign, Operator, My Grid/State/County, and the station's own UTC Offset/DST setting at the time of the QSO.</w:t>
+        <w:t>Every field from the main entry form is editable here, plus several that don't normally appear on the entry form itself: Freq Rx (MHz) for split operation, Continent, Station Callsign, Operator, My Grid/State/County, and the station's own UTC Offset/DST setting at the time of the QSO. The Callsign field accepts lowercase while you type it -- it's automatically capitalized when you save, so you don't have to hold Shift or worry about Caps Lock.</w:t>
       </w:r>
     </w:p>
     <w:p>
@@ -3613,7 +3797,7 @@
           </w:tcPr>
           <w:p>
             <w:r>
-              <w:t>Enter, while the text cursor is in the Callsign field</w:t>
+              <w:t>Enter, anywhere on the entry form</w:t>
             </w:r>
           </w:p>
         </w:tc>
@@ -3647,7 +3831,7 @@
           </w:tcPr>
           <w:p>
             <w:r>
-              <w:t>Toggle a row into/out of multi-selection</w:t>
+              <w:t>Switch to a toggle tab / flip between its two modes</w:t>
             </w:r>
           </w:p>
         </w:tc>
@@ -3657,7 +3841,7 @@
           </w:tcPr>
           <w:p>
             <w:r>
-              <w:t>Ctrl + Right-click a row in the log grid</w:t>
+              <w:t>Click a sidebar toggle tab; click it again while active to flip</w:t>
             </w:r>
           </w:p>
         </w:tc>
@@ -3669,7 +3853,7 @@
           </w:tcPr>
           <w:p>
             <w:r>
-              <w:t>Select a range of rows</w:t>
+              <w:t>Toggle a row into/out of multi-selection</w:t>
             </w:r>
           </w:p>
         </w:tc>
@@ -3679,7 +3863,7 @@
           </w:tcPr>
           <w:p>
             <w:r>
-              <w:t>Shift + Right-click a row in the log grid</w:t>
+              <w:t>Ctrl + Right-click a row in the log grid</w:t>
             </w:r>
           </w:p>
         </w:tc>
@@ -3691,7 +3875,7 @@
           </w:tcPr>
           <w:p>
             <w:r>
-              <w:t>Copy selected rows</w:t>
+              <w:t>Select a range of rows</w:t>
             </w:r>
           </w:p>
         </w:tc>
@@ -3701,7 +3885,7 @@
           </w:tcPr>
           <w:p>
             <w:r>
-              <w:t>Ctrl + C, with focus in the log grid</w:t>
+              <w:t>Shift + Right-click a row in the log grid</w:t>
             </w:r>
           </w:p>
         </w:tc>
@@ -3713,7 +3897,7 @@
           </w:tcPr>
           <w:p>
             <w:r>
-              <w:t>Paste rows as new QSOs</w:t>
+              <w:t>Copy selected rows</w:t>
             </w:r>
           </w:p>
         </w:tc>
@@ -3723,7 +3907,7 @@
           </w:tcPr>
           <w:p>
             <w:r>
-              <w:t>Ctrl + V, with focus in the log grid</w:t>
+              <w:t>Ctrl + C, with focus in the log grid</w:t>
             </w:r>
           </w:p>
         </w:tc>
@@ -3735,7 +3919,7 @@
           </w:tcPr>
           <w:p>
             <w:r>
-              <w:t>Open the Edit QSO window</w:t>
+              <w:t>Paste rows as new QSOs</w:t>
             </w:r>
           </w:p>
         </w:tc>
@@ -3745,7 +3929,7 @@
           </w:tcPr>
           <w:p>
             <w:r>
-              <w:t>Double-click a row, or select it and click Edit</w:t>
+              <w:t>Ctrl + V, with focus in the log grid</w:t>
             </w:r>
           </w:p>
         </w:tc>
@@ -3757,7 +3941,7 @@
           </w:tcPr>
           <w:p>
             <w:r>
-              <w:t>Save changes in Edit QSO</w:t>
+              <w:t>Open the Edit QSO window</w:t>
             </w:r>
           </w:p>
         </w:tc>
@@ -3767,7 +3951,7 @@
           </w:tcPr>
           <w:p>
             <w:r>
-              <w:t>Enter, anywhere in the Edit QSO window, or click Save</w:t>
+              <w:t>Double-click a row, or select it and click Edit</w:t>
             </w:r>
           </w:p>
         </w:tc>
@@ -3779,7 +3963,7 @@
           </w:tcPr>
           <w:p>
             <w:r>
-              <w:t>Delete selected QSOs</w:t>
+              <w:t>Save changes in Edit QSO</w:t>
             </w:r>
           </w:p>
         </w:tc>
@@ -3789,7 +3973,7 @@
           </w:tcPr>
           <w:p>
             <w:r>
-              <w:t>Select rows, then click Delete</w:t>
+              <w:t>Enter, anywhere in the Edit QSO window, or click Save</w:t>
             </w:r>
           </w:p>
         </w:tc>
@@ -3801,7 +3985,7 @@
           </w:tcPr>
           <w:p>
             <w:r>
-              <w:t>Reposition an entry form field</w:t>
+              <w:t>Delete selected QSOs</w:t>
             </w:r>
           </w:p>
         </w:tc>
@@ -3811,7 +3995,73 @@
           </w:tcPr>
           <w:p>
             <w:r>
-              <w:t>Click and drag the field to a new spot</w:t>
+              <w:t>Select rows, then click Delete on the action ribbon</w:t>
+            </w:r>
+          </w:p>
+        </w:tc>
+      </w:tr>
+      <w:tr>
+        <w:tc>
+          <w:tcPr>
+            <w:tcW w:type="dxa" w:w="4320"/>
+          </w:tcPr>
+          <w:p>
+            <w:r>
+              <w:t>Mark/unmark a station as called on (net roll call)</w:t>
+            </w:r>
+          </w:p>
+        </w:tc>
+        <w:tc>
+          <w:tcPr>
+            <w:tcW w:type="dxa" w:w="4320"/>
+          </w:tcPr>
+          <w:p>
+            <w:r>
+              <w:t>Click the checkbox at the left of its row, before the row number</w:t>
+            </w:r>
+          </w:p>
+        </w:tc>
+      </w:tr>
+      <w:tr>
+        <w:tc>
+          <w:tcPr>
+            <w:tcW w:type="dxa" w:w="4320"/>
+          </w:tcPr>
+          <w:p>
+            <w:r>
+              <w:t>Clear all net roll-call markers</w:t>
+            </w:r>
+          </w:p>
+        </w:tc>
+        <w:tc>
+          <w:tcPr>
+            <w:tcW w:type="dxa" w:w="4320"/>
+          </w:tcPr>
+          <w:p>
+            <w:r>
+              <w:t>Click Clear Net Markers, above the log grid</w:t>
+            </w:r>
+          </w:p>
+        </w:tc>
+      </w:tr>
+      <w:tr>
+        <w:tc>
+          <w:tcPr>
+            <w:tcW w:type="dxa" w:w="4320"/>
+          </w:tcPr>
+          <w:p>
+            <w:r>
+              <w:t>Reposition an entry form field</w:t>
+            </w:r>
+          </w:p>
+        </w:tc>
+        <w:tc>
+          <w:tcPr>
+            <w:tcW w:type="dxa" w:w="4320"/>
+          </w:tcPr>
+          <w:p>
+            <w:r>
+              <w:t>Click and drag anywhere on the field to a new spot</w:t>
             </w:r>
           </w:p>
         </w:tc>
@@ -3845,7 +4095,7 @@
           <w:b w:val="0"/>
           <w:i w:val="0"/>
         </w:rPr>
-        <w:t>Enter only logs the QSO when the text cursor is in the Callsign field. Pressing Enter in an editable dropdown (Band, Mode, Sub-Mode) closes that dropdown first, matching normal Windows behavior -- click Log QSO instead, or click into the Callsign field first.</w:t>
+        <w:t>Enter logs the QSO from anywhere on the entry form, with one exception: in an editable dropdown (Band, Mode, Sub-Mode) with its list open, the first Enter just closes that dropdown, matching normal Windows behavior -- press Enter a second time, or click Log QSO instead.</w:t>
       </w:r>
     </w:p>
     <w:p>
@@ -3947,7 +4197,7 @@
           <w:b w:val="0"/>
           <w:i w:val="0"/>
         </w:rPr>
-        <w:t>Open Columns (sidebar or ribbon) and check it on for the current Log Mode (Section 4.3) -- fields are shown/hidden independently per mode.</w:t>
+        <w:t>Open Columns/Tabs (sidebar or ribbon) and check it on for the current Log Mode (Section 4.3) -- fields are shown/hidden independently per mode.</w:t>
       </w:r>
     </w:p>
     <w:p>
@@ -4007,6 +4257,50 @@
                 <w:b/>
               </w:rPr>
               <w:t>Highlights</w:t>
+            </w:r>
+          </w:p>
+        </w:tc>
+      </w:tr>
+      <w:tr>
+        <w:tc>
+          <w:tcPr>
+            <w:tcW w:type="dxa" w:w="4320"/>
+          </w:tcPr>
+          <w:p>
+            <w:r>
+              <w:t>2.02</w:t>
+            </w:r>
+          </w:p>
+        </w:tc>
+        <w:tc>
+          <w:tcPr>
+            <w:tcW w:type="dxa" w:w="4320"/>
+          </w:tcPr>
+          <w:p>
+            <w:r>
+              <w:t>Net roll-call markers: a checkbox on every log row lets a net controller track who's already been called on, with a Clear Net Markers button to reset for the next net. Sidebar rebuilt around toggle tabs -- Normal/Contest and SOTA/POTA now share one button each (click again to flip between the two), plus two new fully customizable Undef-1..4 tabs, renameable and configurable in the Columns/Tabs window like every other mode. “Columns” renamed to “Columns/Tabs” throughout. Rename Tab dialog now sizes itself to its content so its Save/Cancel buttons can't get clipped. Sidebar toggle tab labels now update live when renamed.</w:t>
+            </w:r>
+          </w:p>
+        </w:tc>
+      </w:tr>
+      <w:tr>
+        <w:tc>
+          <w:tcPr>
+            <w:tcW w:type="dxa" w:w="4320"/>
+          </w:tcPr>
+          <w:p>
+            <w:r>
+              <w:t>2.01</w:t>
+            </w:r>
+          </w:p>
+        </w:tc>
+        <w:tc>
+          <w:tcPr>
+            <w:tcW w:type="dxa" w:w="4320"/>
+          </w:tcPr>
+          <w:p>
+            <w:r>
+              <w:t>Entry form widened from 5 to 6 fields per row. The Delete button (bulk-delete from the log grid) restored to the action ribbon after being lost in an earlier redesign. Tab order fixed a second time (the field's actual on-screen position is now guaranteed to drive Tab order). Enter now logs the QSO from anywhere on the form, not just the Callsign field. Field drag-and-drop can start from anywhere on a field, including its input box, not just the label. Edit QSO's Callsign field no longer forces capital letters while typing. Comment field explicitly left-aligned. Log grid gained a “Station Log” title and pale-blue column headers. Awards window grids gained alternating row shading. Banner gained a club-name subtitle.</w:t>
             </w:r>
           </w:p>
         </w:tc>

--- a/docs/CvarcLogger User Manual.docx
+++ b/docs/CvarcLogger User Manual.docx
@@ -34,7 +34,7 @@
           <w:b/>
           <w:sz w:val="32"/>
         </w:rPr>
-        <w:t>Version 2.02</w:t>
+        <w:t>Version 2.03</w:t>
       </w:r>
     </w:p>
     <w:p>
@@ -1646,7 +1646,7 @@
           <w:b w:val="0"/>
           <w:i w:val="0"/>
         </w:rPr>
-        <w:t>CVARC Logger is a Windows desktop application for logging amateur radio contacts (QSOs). It is built to handle your everyday, average contacts just as smoothly as specialized activity like contest exchanges, SOTA summit activations, and POTA park activations. The design goal is fast, live, in-the-chair logging: enter a callsign, look it up online, and save the contact in a keystroke or two, while the log grid, awards tracking, and radio integration all update in the background without any extra effort on your part.</w:t>
+        <w:t>CVARC Logger is a Windows desktop application for logging amateur radio contacts (QSOs), built by the Conejo Valley Amateur Radio Club (W6CSM). It is designed for fast, live, in-the-chair logging: whether you're hunting DX, running a high-speed contest, activating a summit or park, or working a club net, the program reshapes itself around how you operate rather than the other way around.</w:t>
       </w:r>
     </w:p>
     <w:p>
@@ -1664,7 +1664,7 @@
           <w:b w:val="0"/>
           <w:i w:val="0"/>
         </w:rPr>
-        <w:t>At a glance, CVARC Logger offers:</w:t>
+        <w:t>Here's a closer look at what CVARC Logger offers:</w:t>
       </w:r>
     </w:p>
     <w:p>
@@ -1672,7 +1672,16 @@
         <w:pStyle w:val="ListBullet"/>
       </w:pPr>
       <w:r>
-        <w:t>Fast QSO entry with automatic online callsign lookup (Callook.info, QRZ.com, and QRZCQ.com).</w:t>
+        <w:rPr>
+          <w:b/>
+        </w:rPr>
+        <w:t xml:space="preserve">Adaptive Logging Modes. </w:t>
+      </w:r>
+      <w:r>
+        <w:rPr>
+          <w:b w:val="0"/>
+        </w:rPr>
+        <w:t>Normal, Contest, SOTA, POTA, and four blank Custom tabs each reshape the entry form to show only the fields that activity needs. Contest mode adds a running Sequence number that auto-increments with each save, along with ARRL Sweepstakes/Field Day fields (Precedence, Check, Class) and SKCC member numbers. The Custom tabs start out blank so you can build and rename your own activity-specific layout -- see Section 4.2.</w:t>
       </w:r>
     </w:p>
     <w:p>
@@ -1680,7 +1689,16 @@
         <w:pStyle w:val="ListBullet"/>
       </w:pPr>
       <w:r>
-        <w:t>Log Modes that reshape the entry form to show only the fields the current activity actually needs, reached from the sidebar's toggle tabs -- see Section 4.2 for exactly how these work.</w:t>
+        <w:rPr>
+          <w:b/>
+        </w:rPr>
+        <w:t xml:space="preserve">A Fully Customizable, Drag-and-Drop Layout. </w:t>
+      </w:r>
+      <w:r>
+        <w:rPr>
+          <w:b w:val="0"/>
+        </w:rPr>
+        <w:t>Click and drag any field to a new spot on the entry form -- drop it on top of another field and that field is bumped aside rather than overwritten. Tab always moves through fields in the order they actually appear on screen, so a custom layout never breaks keyboard navigation -- see Section 4.3.</w:t>
       </w:r>
     </w:p>
     <w:p>
@@ -1688,7 +1706,16 @@
         <w:pStyle w:val="ListBullet"/>
       </w:pPr>
       <w:r>
-        <w:t>A fully customizable entry form: drag any field to a new position, and choose which fields appear at all, independently for each Log Mode.</w:t>
+        <w:rPr>
+          <w:b/>
+        </w:rPr>
+        <w:t xml:space="preserve">“Sticky” Fields. </w:t>
+      </w:r>
+      <w:r>
+        <w:rPr>
+          <w:b w:val="0"/>
+        </w:rPr>
+        <w:t>Twelve core fields (Band, Frequency, Mode, Sub-Mode, RST Sent/Rcvd, Operator, TX Power, My Grid, My State, My SOTA, and My POTA) can each be marked static to hold their value across every saved contact, or left unchecked so they clear themselves automatically after each log -- see Section 4.3.</w:t>
       </w:r>
     </w:p>
     <w:p>
@@ -1696,7 +1723,16 @@
         <w:pStyle w:val="ListBullet"/>
       </w:pPr>
       <w:r>
-        <w:t>Local SOTA and POTA reference databases, so entering a summit or park number shows its name right on the entry form without a round trip to the internet for every contact.</w:t>
+        <w:rPr>
+          <w:b/>
+        </w:rPr>
+        <w:t xml:space="preserve">Automatic Callsign Lookup. </w:t>
+      </w:r>
+      <w:r>
+        <w:rPr>
+          <w:b w:val="0"/>
+        </w:rPr>
+        <w:t>Type a callsign and CVARC Logger queries Callook.info (always available) and, if configured, QRZ.com or QRZCQ.com to fill in the operator's name, grid square, and location -- see Section 4.4.</w:t>
       </w:r>
     </w:p>
     <w:p>
@@ -1704,7 +1740,16 @@
         <w:pStyle w:val="ListBullet"/>
       </w:pPr>
       <w:r>
-        <w:t>Live radio control (CAT) over USB via Hamlib's rigctld, or over the network to an Elecraft K4, auto-filling Frequency, Band, Mode, and TX Power as you tune.</w:t>
+        <w:rPr>
+          <w:b/>
+        </w:rPr>
+        <w:t xml:space="preserve">Local SOTA and POTA Databases. </w:t>
+      </w:r>
+      <w:r>
+        <w:rPr>
+          <w:b w:val="0"/>
+        </w:rPr>
+        <w:t>Download the official summit and park reference rosters once with the refresh button, then typing a reference number shows its name instantly, even with no internet connection in the field -- see Section 4.5.</w:t>
       </w:r>
     </w:p>
     <w:p>
@@ -1712,7 +1757,16 @@
         <w:pStyle w:val="ListBullet"/>
       </w:pPr>
       <w:r>
-        <w:t>Contest logging support: a running Sequence number for the exchange serial, plus ARRL Sweepstakes and Field Day fields (Precedence, Check, Class) and SKCC member numbers.</w:t>
+        <w:rPr>
+          <w:b/>
+        </w:rPr>
+        <w:t xml:space="preserve">Live Radio Control (CAT). </w:t>
+      </w:r>
+      <w:r>
+        <w:rPr>
+          <w:b w:val="0"/>
+        </w:rPr>
+        <w:t>Connect over USB via Hamlib's rigctld, or over the network to an internet TCP/IP capable radio, and CVARC Logger auto-fills Frequency, Band, Mode, and TX Power as you tune -- see Section 4.8.</w:t>
       </w:r>
     </w:p>
     <w:p>
@@ -1720,7 +1774,16 @@
         <w:pStyle w:val="ListBullet"/>
       </w:pPr>
       <w:r>
-        <w:t>Net roll-call markers: a checkbox on every log row lets a net controller track who's already been called on for their statement, so an interruption never loses their place.</w:t>
+        <w:rPr>
+          <w:b/>
+        </w:rPr>
+        <w:t xml:space="preserve">Digital Mode Automation. </w:t>
+      </w:r>
+      <w:r>
+        <w:rPr>
+          <w:b w:val="0"/>
+        </w:rPr>
+        <w:t>Contacts logged in WSJT-X are relayed through GridTracker2 over UDP and captured automatically, with QSOs also broadcast back out to GridTracker2 for live mapping -- see Section 10.4.</w:t>
       </w:r>
     </w:p>
     <w:p>
@@ -1728,7 +1791,16 @@
         <w:pStyle w:val="ListBullet"/>
       </w:pPr>
       <w:r>
-        <w:t>Multiple station profiles, so different callsigns, grid squares, or operating locations each keep their own settings.</w:t>
+        <w:rPr>
+          <w:b/>
+        </w:rPr>
+        <w:t xml:space="preserve">Net Roll-Call Markers. </w:t>
+      </w:r>
+      <w:r>
+        <w:rPr>
+          <w:b w:val="0"/>
+        </w:rPr>
+        <w:t>A checkbox on every log row lets a net controller track who's already been called on for their statement, so an interruption never loses their place -- see Section 5.7.</w:t>
       </w:r>
     </w:p>
     <w:p>
@@ -1736,7 +1808,16 @@
         <w:pStyle w:val="ListBullet"/>
       </w:pPr>
       <w:r>
-        <w:t>A searchable, sortable, and fully customizable QSO log grid with multi-select, bulk delete, and copy/paste to and from a spreadsheet.</w:t>
+        <w:rPr>
+          <w:b/>
+        </w:rPr>
+        <w:t xml:space="preserve">A Powerful Log Grid. </w:t>
+      </w:r>
+      <w:r>
+        <w:rPr>
+          <w:b w:val="0"/>
+        </w:rPr>
+        <w:t>Search, sort, and reorder columns; multi-select rows for bulk delete; and copy/paste directly to and from a spreadsheet -- see Section 5.</w:t>
       </w:r>
     </w:p>
     <w:p>
@@ -1744,7 +1825,16 @@
         <w:pStyle w:val="ListBullet"/>
       </w:pPr>
       <w:r>
-        <w:t>ADIF import and export, compatible with QRZ Logbook, LoTW, and virtually every other logging program.</w:t>
+        <w:rPr>
+          <w:b/>
+        </w:rPr>
+        <w:t xml:space="preserve">Multiple Station Profiles and Log Files. </w:t>
+      </w:r>
+      <w:r>
+        <w:rPr>
+          <w:b w:val="0"/>
+        </w:rPr>
+        <w:t>Keep separate callsigns, grid squares, or operating locations each with their own settings, and maintain entirely separate log files for different callsigns, contests, or locations -- see Sections 3 and 9.</w:t>
       </w:r>
     </w:p>
     <w:p>
@@ -1752,23 +1842,16 @@
         <w:pStyle w:val="ListBullet"/>
       </w:pPr>
       <w:r>
-        <w:t>Award progress tracking for DXCC, Worked All States (WAS), Mountain Goat (SOTA), and Parks on the Air (POTA), computed automatically from your log.</w:t>
+        <w:rPr>
+          <w:b/>
+        </w:rPr>
+        <w:t xml:space="preserve">ADIF Import/Export and Award Tracking. </w:t>
       </w:r>
-    </w:p>
-    <w:p>
-      <w:pPr>
-        <w:pStyle w:val="ListBullet"/>
-      </w:pPr>
       <w:r>
-        <w:t>Automatic QSO capture from WSJT-X (relayed through GridTracker2 over UDP), and real-time QSO broadcast out to GridTracker2 for live mapping.</w:t>
-      </w:r>
-    </w:p>
-    <w:p>
-      <w:pPr>
-        <w:pStyle w:val="ListBullet"/>
-      </w:pPr>
-      <w:r>
-        <w:t>Support for multiple independent log files, so you can keep separate logs for different callsigns, contests, or operating locations.</w:t>
+        <w:rPr>
+          <w:b w:val="0"/>
+        </w:rPr>
+        <w:t>Import and export logs compatible with QRZ Logbook, LoTW, and virtually every other logging program, with automatic progress tracking for DXCC, Worked All States (WAS), Mountain Goat (SOTA), and Parks on the Air (POTA) -- see Sections 7 and 8.</w:t>
       </w:r>
     </w:p>
     <w:p>
@@ -2018,7 +2101,7 @@
         <w:ind w:left="360" w:hanging="360"/>
       </w:pPr>
       <w:r>
-        <w:t>1. Open Station Profiles (sidebar) and confirm your callsign, grid square, and UTC offset are set.</w:t>
+        <w:t>1. Set up your identity: open Station Profiles (sidebar) and confirm your callsign, grid square, and UTC offset are set.</w:t>
       </w:r>
     </w:p>
     <w:p>
@@ -2026,7 +2109,7 @@
         <w:ind w:left="360" w:hanging="360"/>
       </w:pPr>
       <w:r>
-        <w:t>2. Type a callsign into the Callsign field on the entry form.</w:t>
+        <w:t>2. Type the callsign: click into the Callsign field on the entry form and type the station you're contacting.</w:t>
       </w:r>
     </w:p>
     <w:p>
@@ -2034,7 +2117,7 @@
         <w:ind w:left="360" w:hanging="360"/>
       </w:pPr>
       <w:r>
-        <w:t>3. Click Call Lookup (or just keep typing -- Log QSO runs a lookup automatically if you haven't clicked Lookup yet) to pull in the contact's name, grid, and location.</w:t>
+        <w:t>3. Trigger the lookup: click Call Lookup, or just keep typing -- Log QSO runs a lookup automatically if you haven't clicked Lookup yet -- to pull in the operator's name, grid, and location.</w:t>
       </w:r>
     </w:p>
     <w:p>
@@ -2042,7 +2125,7 @@
         <w:ind w:left="360" w:hanging="360"/>
       </w:pPr>
       <w:r>
-        <w:t>4. Fill in RST, and any other fields you want for this QSO.</w:t>
+        <w:t>4. Log the exchange: confirm the frequency/band and fill in the signal report (RST Sent/Received) and any other fields you want for this QSO.</w:t>
       </w:r>
     </w:p>
     <w:p>
@@ -2050,7 +2133,7 @@
         <w:ind w:left="360" w:hanging="360"/>
       </w:pPr>
       <w:r>
-        <w:t>5. Press Enter while still in the Callsign field, or click Log QSO, to save the contact. It appears immediately at the top of the QSO Log Grid.</w:t>
+        <w:t>5. Save the QSO: press Enter while still in the Callsign field, or click Log QSO. The contact appears immediately at the top of the QSO Log Grid.</w:t>
       </w:r>
     </w:p>
     <w:p>
@@ -2845,7 +2928,7 @@
           <w:b w:val="0"/>
           <w:i w:val="0"/>
         </w:rPr>
-        <w:t>Connect the CAT button (action ribbon) connects or disconnects live radio control, which auto-fills Frequency, Band, Mode, Sub-Mode, and TX Power as you tune. A status indicator next to the button shows whether CAT is currently connected. Configure which radio and connection method to use under CAT (sidebar) -- see Section 10.2 for the two available sources, USB (Hamlib) and Internet (Elecraft K4).</w:t>
+        <w:t>Connect the CAT button (action ribbon) connects or disconnects live radio control, which auto-fills Frequency, Band, Mode, Sub-Mode, and TX Power as you tune. A status indicator next to the button shows whether CAT is currently connected. Configure which radio and connection method to use under CAT (sidebar) -- see Section 10.2 for the two available sources, USB (Hamlib) and Internet (TCP/IP capable radios).</w:t>
       </w:r>
     </w:p>
     <w:p>
@@ -3673,7 +3756,7 @@
         <w:pStyle w:val="Heading3"/>
       </w:pPr>
       <w:r>
-        <w:t>Internet Control (Elecraft K4)</w:t>
+        <w:t>Internet Control (TCP/IP Capable Radios)</w:t>
       </w:r>
     </w:p>
     <w:p>
@@ -3682,7 +3765,7 @@
           <w:b w:val="0"/>
           <w:i w:val="0"/>
         </w:rPr>
-        <w:t>Reads frequency, band, mode, sub-mode, and TX power from an Elecraft K4 over the network, using its native TCP command protocol (default port 9200). Enter the K4's host/IP, port, and an optional (encrypted) password.</w:t>
+        <w:t>Reads frequency, band, mode, sub-mode, and TX power from an internet TCP/IP capable radio over the network, using its native TCP command protocol (default port 9200). Enter the radio's host/IP, port, and an optional (encrypted) password.</w:t>
       </w:r>
     </w:p>
     <w:p>
@@ -4228,15 +4311,16 @@
         <w:tblW w:type="auto" w:w="0"/>
         <w:jc w:val="center"/>
         <w:tblLook w:firstColumn="1" w:firstRow="1" w:lastColumn="0" w:lastRow="0" w:noHBand="0" w:noVBand="1" w:val="04A0"/>
+        <w:tblLayout w:type="fixed"/>
       </w:tblPr>
       <w:tblGrid>
-        <w:gridCol w:w="4320"/>
-        <w:gridCol w:w="4320"/>
+        <w:gridCol w:w="720"/>
+        <w:gridCol w:w="7920"/>
       </w:tblGrid>
       <w:tr>
         <w:tc>
           <w:tcPr>
-            <w:tcW w:type="dxa" w:w="4320"/>
+            <w:tcW w:type="dxa" w:w="720"/>
           </w:tcPr>
           <w:p>
             <w:r>
@@ -4249,7 +4333,7 @@
         </w:tc>
         <w:tc>
           <w:tcPr>
-            <w:tcW w:type="dxa" w:w="4320"/>
+            <w:tcW w:type="dxa" w:w="7920"/>
           </w:tcPr>
           <w:p>
             <w:r>
@@ -4264,21 +4348,21 @@
       <w:tr>
         <w:tc>
           <w:tcPr>
-            <w:tcW w:type="dxa" w:w="4320"/>
+            <w:tcW w:type="dxa" w:w="720"/>
           </w:tcPr>
           <w:p>
             <w:r>
-              <w:t>2.02</w:t>
+              <w:t>2.03</w:t>
             </w:r>
           </w:p>
         </w:tc>
         <w:tc>
           <w:tcPr>
-            <w:tcW w:type="dxa" w:w="4320"/>
+            <w:tcW w:type="dxa" w:w="7920"/>
           </w:tcPr>
           <w:p>
             <w:r>
-              <w:t>Net roll-call markers: a checkbox on every log row lets a net controller track who's already been called on, with a Clear Net Markers button to reset for the next net. Sidebar rebuilt around toggle tabs -- Normal/Contest and SOTA/POTA now share one button each (click again to flip between the two), plus two new fully customizable Undef-1..4 tabs, renameable and configurable in the Columns/Tabs window like every other mode. “Columns” renamed to “Columns/Tabs” throughout. Rename Tab dialog now sizes itself to its content so its Save/Cancel buttons can't get clipped. Sidebar toggle tab labels now update live when renamed.</w:t>
+              <w:t>SKCC # live roster lookup + new SKCC Awards tab (Centurion/Tribune/Senator tracking); sortable log-number column; RST/QSL/LoTW column sorting fixed; select-all/clear toggle on the log grid corner; Dupe Check and Lock Fields entry-form options.</w:t>
             </w:r>
           </w:p>
         </w:tc>
@@ -4286,21 +4370,21 @@
       <w:tr>
         <w:tc>
           <w:tcPr>
-            <w:tcW w:type="dxa" w:w="4320"/>
+            <w:tcW w:type="dxa" w:w="720"/>
           </w:tcPr>
           <w:p>
             <w:r>
-              <w:t>2.01</w:t>
+              <w:t>2.02</w:t>
             </w:r>
           </w:p>
         </w:tc>
         <w:tc>
           <w:tcPr>
-            <w:tcW w:type="dxa" w:w="4320"/>
+            <w:tcW w:type="dxa" w:w="7920"/>
           </w:tcPr>
           <w:p>
             <w:r>
-              <w:t>Entry form widened from 5 to 6 fields per row. The Delete button (bulk-delete from the log grid) restored to the action ribbon after being lost in an earlier redesign. Tab order fixed a second time (the field's actual on-screen position is now guaranteed to drive Tab order). Enter now logs the QSO from anywhere on the form, not just the Callsign field. Field drag-and-drop can start from anywhere on a field, including its input box, not just the label. Edit QSO's Callsign field no longer forces capital letters while typing. Comment field explicitly left-aligned. Log grid gained a “Station Log” title and pale-blue column headers. Awards window grids gained alternating row shading. Banner gained a club-name subtitle.</w:t>
+              <w:t>Net roll-call markers: a checkbox on every log row lets a net controller track who's already been called on, with a Clear Net Markers button to reset for the next net. Sidebar rebuilt around toggle tabs -- Normal/Contest and SOTA/POTA now share one button each (click again to flip between the two), plus two new fully customizable Undef-1..4 tabs, renameable and configurable in the Columns/Tabs window like every other mode. “Columns” renamed to “Columns/Tabs” throughout. Rename Tab dialog now sizes itself to its content so its Save/Cancel buttons can't get clipped. Sidebar toggle tab labels now update live when renamed.</w:t>
             </w:r>
           </w:p>
         </w:tc>
@@ -4308,21 +4392,21 @@
       <w:tr>
         <w:tc>
           <w:tcPr>
-            <w:tcW w:type="dxa" w:w="4320"/>
+            <w:tcW w:type="dxa" w:w="720"/>
           </w:tcPr>
           <w:p>
             <w:r>
-              <w:t>2.0</w:t>
+              <w:t>2.01</w:t>
             </w:r>
           </w:p>
         </w:tc>
         <w:tc>
           <w:tcPr>
-            <w:tcW w:type="dxa" w:w="4320"/>
+            <w:tcW w:type="dxa" w:w="7920"/>
           </w:tcPr>
           <w:p>
             <w:r>
-              <w:t>Customizable entry form: fields can be dragged to any position and shown/hidden independently per Log Mode, with renameable mode tabs in the Column Visibility picker. Per-field “static” checkboxes replace the old fixed sticky-field list. Local SOTA/POTA reference databases show summit/park names right on the entry form. QSO log grid gained a live search box. Tooltips added throughout. Fixed Tab order to follow a field's actual on-screen position, and Enter-to-log to always use the just-typed callsign. Edit QSO window restyled to match the rest of the program, with a clearer focus highlight. Locked-in UI sizing rules for Rows 1-3 of the entry form. Startup check for Hamlib with an on-demand install link.</w:t>
+              <w:t>Entry form widened from 5 to 6 fields per row. The Delete button (bulk-delete from the log grid) restored to the action ribbon after being lost in an earlier redesign. Tab order fixed a second time (the field's actual on-screen position is now guaranteed to drive Tab order). Enter now logs the QSO from anywhere on the form, not just the Callsign field. Field drag-and-drop can start from anywhere on a field, including its input box, not just the label. Edit QSO's Callsign field no longer forces capital letters while typing. Comment field explicitly left-aligned. Log grid gained a “Station Log” title and pale-blue column headers. Awards window grids gained alternating row shading. Banner gained a club-name subtitle.</w:t>
             </w:r>
           </w:p>
         </w:tc>
@@ -4330,21 +4414,21 @@
       <w:tr>
         <w:tc>
           <w:tcPr>
-            <w:tcW w:type="dxa" w:w="4320"/>
+            <w:tcW w:type="dxa" w:w="720"/>
           </w:tcPr>
           <w:p>
             <w:r>
-              <w:t>1.48</w:t>
+              <w:t>2.0</w:t>
             </w:r>
           </w:p>
         </w:tc>
         <w:tc>
           <w:tcPr>
-            <w:tcW w:type="dxa" w:w="4320"/>
+            <w:tcW w:type="dxa" w:w="7920"/>
           </w:tcPr>
           <w:p>
             <w:r>
-              <w:t>Startup check for Hamlib (rigctld): if not found, offers to open the Hamlib download page so it can be installed on demand. CAT control requires Hamlib; manual logging works without it either way.</w:t>
+              <w:t>Customizable entry form: fields can be dragged to any position and shown/hidden independently per Log Mode, with renameable mode tabs in the Column Visibility picker. Per-field “static” checkboxes replace the old fixed sticky-field list. Local SOTA/POTA reference databases show summit/park names right on the entry form. QSO log grid gained a live search box. Tooltips added throughout. Fixed Tab order to follow a field's actual on-screen position, and Enter-to-log to always use the just-typed callsign. Edit QSO window restyled to match the rest of the program, with a clearer focus highlight. Locked-in UI sizing rules for Rows 1-3 of the entry form. Startup check for Hamlib with an on-demand install link.</w:t>
             </w:r>
           </w:p>
         </w:tc>
@@ -4352,21 +4436,21 @@
       <w:tr>
         <w:tc>
           <w:tcPr>
-            <w:tcW w:type="dxa" w:w="4320"/>
+            <w:tcW w:type="dxa" w:w="720"/>
           </w:tcPr>
           <w:p>
             <w:r>
-              <w:t>1.47</w:t>
+              <w:t>1.48</w:t>
             </w:r>
           </w:p>
         </w:tc>
         <w:tc>
           <w:tcPr>
-            <w:tcW w:type="dxa" w:w="4320"/>
+            <w:tcW w:type="dxa" w:w="7920"/>
           </w:tcPr>
           <w:p>
             <w:r>
-              <w:t>QSO Entry form: isolated the operator/sticky fields (Op, QTH, My SKCC #, My SOTA, My POTA, TX Power) into their own row between CAT controls and the action buttons.</w:t>
+              <w:t>Startup check for Hamlib (rigctld): if not found, offers to open the Hamlib download page so it can be installed on demand. CAT control requires Hamlib; manual logging works without it either way.</w:t>
             </w:r>
           </w:p>
         </w:tc>
@@ -4374,21 +4458,21 @@
       <w:tr>
         <w:tc>
           <w:tcPr>
-            <w:tcW w:type="dxa" w:w="4320"/>
+            <w:tcW w:type="dxa" w:w="720"/>
           </w:tcPr>
           <w:p>
             <w:r>
-              <w:t>1.46</w:t>
+              <w:t>1.47</w:t>
             </w:r>
           </w:p>
         </w:tc>
         <w:tc>
           <w:tcPr>
-            <w:tcW w:type="dxa" w:w="4320"/>
+            <w:tcW w:type="dxa" w:w="7920"/>
           </w:tcPr>
           <w:p>
             <w:r>
-              <w:t>Fixed a crash seeding the DXCC entity table on a brand-new database.</w:t>
+              <w:t>QSO Entry form: isolated the operator/sticky fields (Op, QTH, My SKCC #, My SOTA, My POTA, TX Power) into their own row between CAT controls and the action buttons.</w:t>
             </w:r>
           </w:p>
         </w:tc>
@@ -4396,21 +4480,21 @@
       <w:tr>
         <w:tc>
           <w:tcPr>
-            <w:tcW w:type="dxa" w:w="4320"/>
+            <w:tcW w:type="dxa" w:w="720"/>
           </w:tcPr>
           <w:p>
             <w:r>
-              <w:t>1.45</w:t>
+              <w:t>1.46</w:t>
             </w:r>
           </w:p>
         </w:tc>
         <w:tc>
           <w:tcPr>
-            <w:tcW w:type="dxa" w:w="4320"/>
+            <w:tcW w:type="dxa" w:w="7920"/>
           </w:tcPr>
           <w:p>
             <w:r>
-              <w:t>DXCC seed expanded from 72 hand-curated entities to the complete 520-entity official ADIF list, fixing ADIF import failures on DXCC codes outside the old seed.</w:t>
+              <w:t>Fixed a crash seeding the DXCC entity table on a brand-new database.</w:t>
             </w:r>
           </w:p>
         </w:tc>
@@ -4418,21 +4502,21 @@
       <w:tr>
         <w:tc>
           <w:tcPr>
-            <w:tcW w:type="dxa" w:w="4320"/>
+            <w:tcW w:type="dxa" w:w="720"/>
           </w:tcPr>
           <w:p>
             <w:r>
-              <w:t>1.44</w:t>
+              <w:t>1.45</w:t>
             </w:r>
           </w:p>
         </w:tc>
         <w:tc>
           <w:tcPr>
-            <w:tcW w:type="dxa" w:w="4320"/>
+            <w:tcW w:type="dxa" w:w="7920"/>
           </w:tcPr>
           <w:p>
             <w:r>
-              <w:t>Added a Log Mode preset picker (Normal/Contest/SOTA/POTA) to the QSO Entry form, and a Contest-mode Sequence # field with Start/Reset controls.</w:t>
+              <w:t>DXCC seed expanded from 72 hand-curated entities to the complete 520-entity official ADIF list, fixing ADIF import failures on DXCC codes outside the old seed.</w:t>
             </w:r>
           </w:p>
         </w:tc>
@@ -4440,21 +4524,21 @@
       <w:tr>
         <w:tc>
           <w:tcPr>
-            <w:tcW w:type="dxa" w:w="4320"/>
+            <w:tcW w:type="dxa" w:w="720"/>
           </w:tcPr>
           <w:p>
             <w:r>
-              <w:t>1.43</w:t>
+              <w:t>1.44</w:t>
             </w:r>
           </w:p>
         </w:tc>
         <w:tc>
           <w:tcPr>
-            <w:tcW w:type="dxa" w:w="4320"/>
+            <w:tcW w:type="dxa" w:w="7920"/>
           </w:tcPr>
           <w:p>
             <w:r>
-              <w:t>Added ARRL Sweepstakes/Field Day contest logging (Precedence, Check, Class) and SKCC number support, with a Precedence dropdown showing the full ARRL definition for each category.</w:t>
+              <w:t>Added a Log Mode preset picker (Normal/Contest/SOTA/POTA) to the QSO Entry form, and a Contest-mode Sequence # field with Start/Reset controls.</w:t>
             </w:r>
           </w:p>
         </w:tc>
@@ -4462,21 +4546,21 @@
       <w:tr>
         <w:tc>
           <w:tcPr>
-            <w:tcW w:type="dxa" w:w="4320"/>
+            <w:tcW w:type="dxa" w:w="720"/>
           </w:tcPr>
           <w:p>
             <w:r>
-              <w:t>1.42</w:t>
+              <w:t>1.43</w:t>
             </w:r>
           </w:p>
         </w:tc>
         <w:tc>
           <w:tcPr>
-            <w:tcW w:type="dxa" w:w="4320"/>
+            <w:tcW w:type="dxa" w:w="7920"/>
           </w:tcPr>
           <w:p>
             <w:r>
-              <w:t>Fixed a bug where editing a QSO could change its recorded date/time. Log grid Name and Comment columns are now left-aligned. Enter now saves in the Edit QSO window too.</w:t>
+              <w:t>Added ARRL Sweepstakes/Field Day contest logging (Precedence, Check, Class) and SKCC number support, with a Precedence dropdown showing the full ARRL definition for each category.</w:t>
             </w:r>
           </w:p>
         </w:tc>
@@ -4484,21 +4568,21 @@
       <w:tr>
         <w:tc>
           <w:tcPr>
-            <w:tcW w:type="dxa" w:w="4320"/>
+            <w:tcW w:type="dxa" w:w="720"/>
           </w:tcPr>
           <w:p>
             <w:r>
-              <w:t>1.41</w:t>
+              <w:t>1.42</w:t>
             </w:r>
           </w:p>
         </w:tc>
         <w:tc>
           <w:tcPr>
-            <w:tcW w:type="dxa" w:w="4320"/>
+            <w:tcW w:type="dxa" w:w="7920"/>
           </w:tcPr>
           <w:p>
             <w:r>
-              <w:t>Frequency carries over between QSOs; added a Clear Database button; clearer cursor/selection highlighting; ADIF exports named after the log plus a date/time stamp.</w:t>
+              <w:t>Fixed a bug where editing a QSO could change its recorded date/time. Log grid Name and Comment columns are now left-aligned. Enter now saves in the Edit QSO window too.</w:t>
             </w:r>
           </w:p>
         </w:tc>
@@ -4506,21 +4590,21 @@
       <w:tr>
         <w:tc>
           <w:tcPr>
-            <w:tcW w:type="dxa" w:w="4320"/>
+            <w:tcW w:type="dxa" w:w="720"/>
           </w:tcPr>
           <w:p>
             <w:r>
-              <w:t>1.40</w:t>
+              <w:t>1.41</w:t>
             </w:r>
           </w:p>
         </w:tc>
         <w:tc>
           <w:tcPr>
-            <w:tcW w:type="dxa" w:w="4320"/>
+            <w:tcW w:type="dxa" w:w="7920"/>
           </w:tcPr>
           <w:p>
             <w:r>
-              <w:t>Internet Control (CAT) for a networked Elecraft K4. One CAT Source selector (Off/USB/Internet) with a single Save and Test button. Fixed-row entry form layout. Installer offers Update vs. Fresh install.</w:t>
+              <w:t>Frequency carries over between QSOs; added a Clear Database button; clearer cursor/selection highlighting; ADIF exports named after the log plus a date/time stamp.</w:t>
             </w:r>
           </w:p>
         </w:tc>
@@ -4528,21 +4612,21 @@
       <w:tr>
         <w:tc>
           <w:tcPr>
-            <w:tcW w:type="dxa" w:w="4320"/>
+            <w:tcW w:type="dxa" w:w="720"/>
           </w:tcPr>
           <w:p>
             <w:r>
-              <w:t>1.39</w:t>
+              <w:t>1.40</w:t>
             </w:r>
           </w:p>
         </w:tc>
         <w:tc>
           <w:tcPr>
-            <w:tcW w:type="dxa" w:w="4320"/>
+            <w:tcW w:type="dxa" w:w="7920"/>
           </w:tcPr>
           <w:p>
             <w:r>
-              <w:t>Settings split into separate Lookup and CAT Control windows. Enlarged, fixed-row entry form with a tinted background.</w:t>
+              <w:t>Internet Control (CAT) for a networked internet TCP/IP capable radio. One CAT Source selector (Off/USB/Internet) with a single Save and Test button. Fixed-row entry form layout. Installer offers Update vs. Fresh install.</w:t>
             </w:r>
           </w:p>
         </w:tc>
@@ -4550,21 +4634,21 @@
       <w:tr>
         <w:tc>
           <w:tcPr>
-            <w:tcW w:type="dxa" w:w="4320"/>
+            <w:tcW w:type="dxa" w:w="720"/>
           </w:tcPr>
           <w:p>
             <w:r>
-              <w:t>1.38</w:t>
+              <w:t>1.39</w:t>
             </w:r>
           </w:p>
         </w:tc>
         <w:tc>
           <w:tcPr>
-            <w:tcW w:type="dxa" w:w="4320"/>
+            <w:tcW w:type="dxa" w:w="7920"/>
           </w:tcPr>
           <w:p>
             <w:r>
-              <w:t>Log grid: manual column resize, centered headers/data with divider lines and narrower columns. Added Time Off (UTC) field, centered field captions.</w:t>
+              <w:t>Settings split into separate Lookup and CAT Control windows. Enlarged, fixed-row entry form with a tinted background.</w:t>
             </w:r>
           </w:p>
         </w:tc>
@@ -4572,21 +4656,21 @@
       <w:tr>
         <w:tc>
           <w:tcPr>
-            <w:tcW w:type="dxa" w:w="4320"/>
+            <w:tcW w:type="dxa" w:w="720"/>
           </w:tcPr>
           <w:p>
             <w:r>
-              <w:t>1.37</w:t>
+              <w:t>1.38</w:t>
             </w:r>
           </w:p>
         </w:tc>
         <w:tc>
           <w:tcPr>
-            <w:tcW w:type="dxa" w:w="4320"/>
+            <w:tcW w:type="dxa" w:w="7920"/>
           </w:tcPr>
           <w:p>
             <w:r>
-              <w:t>Clarified the Max Power (W)/rigctld manual wording; Station Profile required-field markers; Settings credential status text and Show Password checkboxes.</w:t>
+              <w:t>Log grid: manual column resize, centered headers/data with divider lines and narrower columns. Added Time Off (UTC) field, centered field captions.</w:t>
             </w:r>
           </w:p>
         </w:tc>
@@ -4594,21 +4678,21 @@
       <w:tr>
         <w:tc>
           <w:tcPr>
-            <w:tcW w:type="dxa" w:w="4320"/>
+            <w:tcW w:type="dxa" w:w="720"/>
           </w:tcPr>
           <w:p>
             <w:r>
-              <w:t>1.36</w:t>
+              <w:t>1.37</w:t>
             </w:r>
           </w:p>
         </w:tc>
         <w:tc>
           <w:tcPr>
-            <w:tcW w:type="dxa" w:w="4320"/>
+            <w:tcW w:type="dxa" w:w="7920"/>
           </w:tcPr>
           <w:p>
             <w:r>
-              <w:t>Documented the Max Power (W) calibration field; removed hard page breaks that left large blank gaps between sections.</w:t>
+              <w:t>Clarified the Max Power (W)/rigctld manual wording; Station Profile required-field markers; Settings credential status text and Show Password checkboxes.</w:t>
             </w:r>
           </w:p>
         </w:tc>
@@ -4616,21 +4700,21 @@
       <w:tr>
         <w:tc>
           <w:tcPr>
-            <w:tcW w:type="dxa" w:w="4320"/>
+            <w:tcW w:type="dxa" w:w="720"/>
           </w:tcPr>
           <w:p>
             <w:r>
-              <w:t>1.35</w:t>
+              <w:t>1.36</w:t>
             </w:r>
           </w:p>
         </w:tc>
         <w:tc>
           <w:tcPr>
-            <w:tcW w:type="dxa" w:w="4320"/>
+            <w:tcW w:type="dxa" w:w="7920"/>
           </w:tcPr>
           <w:p>
             <w:r>
-              <w:t>WSJT-X-logged QSOs now get an automatic callsign lookup; log grid row numbers count chronologically (oldest = 1); CAT now auto-fills TX Power (W) too.</w:t>
+              <w:t>Documented the Max Power (W) calibration field; removed hard page breaks that left large blank gaps between sections.</w:t>
             </w:r>
           </w:p>
         </w:tc>
@@ -4638,21 +4722,21 @@
       <w:tr>
         <w:tc>
           <w:tcPr>
-            <w:tcW w:type="dxa" w:w="4320"/>
+            <w:tcW w:type="dxa" w:w="720"/>
           </w:tcPr>
           <w:p>
             <w:r>
-              <w:t>1.34</w:t>
+              <w:t>1.35</w:t>
             </w:r>
           </w:p>
         </w:tc>
         <w:tc>
           <w:tcPr>
-            <w:tcW w:type="dxa" w:w="4320"/>
+            <w:tcW w:type="dxa" w:w="7920"/>
           </w:tcPr>
           <w:p>
             <w:r>
-              <w:t>WSJT-X log receiving now works via GridTracker2's UDP relay (port 2238) instead of competing with GridTracker2 for WSJT-X's own broadcast port.</w:t>
+              <w:t>WSJT-X-logged QSOs now get an automatic callsign lookup; log grid row numbers count chronologically (oldest = 1); CAT now auto-fills TX Power (W) too.</w:t>
             </w:r>
           </w:p>
         </w:tc>
@@ -4660,21 +4744,21 @@
       <w:tr>
         <w:tc>
           <w:tcPr>
-            <w:tcW w:type="dxa" w:w="4320"/>
+            <w:tcW w:type="dxa" w:w="720"/>
           </w:tcPr>
           <w:p>
             <w:r>
-              <w:t>1.33</w:t>
+              <w:t>1.34</w:t>
             </w:r>
           </w:p>
         </w:tc>
         <w:tc>
           <w:tcPr>
-            <w:tcW w:type="dxa" w:w="4320"/>
+            <w:tcW w:type="dxa" w:w="7920"/>
           </w:tcPr>
           <w:p>
             <w:r>
-              <w:t>Mountain Goat (SOTA) points shown as (#) until activated, plus a Summit Name column. New Parks on the Air (POTA) award tab added.</w:t>
+              <w:t>WSJT-X log receiving now works via GridTracker2's UDP relay (port 2238) instead of competing with GridTracker2 for WSJT-X's own broadcast port.</w:t>
             </w:r>
           </w:p>
         </w:tc>
@@ -4682,21 +4766,21 @@
       <w:tr>
         <w:tc>
           <w:tcPr>
-            <w:tcW w:type="dxa" w:w="4320"/>
+            <w:tcW w:type="dxa" w:w="720"/>
           </w:tcPr>
           <w:p>
             <w:r>
-              <w:t>1.32</w:t>
+              <w:t>1.33</w:t>
             </w:r>
           </w:p>
         </w:tc>
         <w:tc>
           <w:tcPr>
-            <w:tcW w:type="dxa" w:w="4320"/>
+            <w:tcW w:type="dxa" w:w="7920"/>
           </w:tcPr>
           <w:p>
             <w:r>
-              <w:t>Requires a station profile on first launch. Mountain Goat (SOTA) award tracking tab with the 4-contact activation rule. WSJT-X direct-UDP QSO receiving added.</w:t>
+              <w:t>Mountain Goat (SOTA) points shown as (#) until activated, plus a Summit Name column. New Parks on the Air (POTA) award tab added.</w:t>
             </w:r>
           </w:p>
         </w:tc>
@@ -4704,21 +4788,21 @@
       <w:tr>
         <w:tc>
           <w:tcPr>
-            <w:tcW w:type="dxa" w:w="4320"/>
+            <w:tcW w:type="dxa" w:w="720"/>
           </w:tcPr>
           <w:p>
             <w:r>
-              <w:t>1.31</w:t>
+              <w:t>1.32</w:t>
             </w:r>
           </w:p>
         </w:tc>
         <w:tc>
           <w:tcPr>
-            <w:tcW w:type="dxa" w:w="4320"/>
+            <w:tcW w:type="dxa" w:w="7920"/>
           </w:tcPr>
           <w:p>
             <w:r>
-              <w:t>QSO entry form's Date/Time (UTC) and Local Time fields tick live once per second while idle; seconds are optional when typing a time by hand.</w:t>
+              <w:t>Requires a station profile on first launch. Mountain Goat (SOTA) award tracking tab with the 4-contact activation rule. WSJT-X direct-UDP QSO receiving added.</w:t>
             </w:r>
           </w:p>
         </w:tc>
@@ -4726,21 +4810,21 @@
       <w:tr>
         <w:tc>
           <w:tcPr>
-            <w:tcW w:type="dxa" w:w="4320"/>
+            <w:tcW w:type="dxa" w:w="720"/>
           </w:tcPr>
           <w:p>
             <w:r>
-              <w:t>1.30</w:t>
+              <w:t>1.31</w:t>
             </w:r>
           </w:p>
         </w:tc>
         <w:tc>
           <w:tcPr>
-            <w:tcW w:type="dxa" w:w="4320"/>
+            <w:tcW w:type="dxa" w:w="7920"/>
           </w:tcPr>
           <w:p>
             <w:r>
-              <w:t>Restored the Comment field to the QSO Entry form; default station profile shown in bold; fixed a startup crash from a missing saved log location.</w:t>
+              <w:t>QSO entry form's Date/Time (UTC) and Local Time fields tick live once per second while idle; seconds are optional when typing a time by hand.</w:t>
             </w:r>
           </w:p>
         </w:tc>
@@ -4748,21 +4832,21 @@
       <w:tr>
         <w:tc>
           <w:tcPr>
-            <w:tcW w:type="dxa" w:w="4320"/>
+            <w:tcW w:type="dxa" w:w="720"/>
           </w:tcPr>
           <w:p>
             <w:r>
-              <w:t>1.29</w:t>
+              <w:t>1.30</w:t>
             </w:r>
           </w:p>
         </w:tc>
         <w:tc>
           <w:tcPr>
-            <w:tcW w:type="dxa" w:w="4320"/>
+            <w:tcW w:type="dxa" w:w="7920"/>
           </w:tcPr>
           <w:p>
             <w:r>
-              <w:t>Entry form, Edit QSO, Settings, and Station Profiles windows now scale with window size; Settings redesigned into two columns.</w:t>
+              <w:t>Restored the Comment field to the QSO Entry form; default station profile shown in bold; fixed a startup crash from a missing saved log location.</w:t>
             </w:r>
           </w:p>
         </w:tc>
@@ -4770,21 +4854,21 @@
       <w:tr>
         <w:tc>
           <w:tcPr>
-            <w:tcW w:type="dxa" w:w="4320"/>
+            <w:tcW w:type="dxa" w:w="720"/>
           </w:tcPr>
           <w:p>
             <w:r>
-              <w:t>1.28</w:t>
+              <w:t>1.29</w:t>
             </w:r>
           </w:p>
         </w:tc>
         <w:tc>
           <w:tcPr>
-            <w:tcW w:type="dxa" w:w="4320"/>
+            <w:tcW w:type="dxa" w:w="7920"/>
           </w:tcPr>
           <w:p>
             <w:r>
-              <w:t>QSO Entry/Edit forms: manual UTC/Local Date-Time entry with sync, SOTA/POTA fields added throughout, reordered/larger entry form. ADIF import/export overhauled for real 3.1.4 compliance.</w:t>
+              <w:t>Entry form, Edit QSO, Settings, and Station Profiles windows now scale with window size; Settings redesigned into two columns.</w:t>
             </w:r>
           </w:p>
         </w:tc>
@@ -4792,21 +4876,21 @@
       <w:tr>
         <w:tc>
           <w:tcPr>
-            <w:tcW w:type="dxa" w:w="4320"/>
+            <w:tcW w:type="dxa" w:w="720"/>
           </w:tcPr>
           <w:p>
             <w:r>
-              <w:t>1.27</w:t>
+              <w:t>1.28</w:t>
             </w:r>
           </w:p>
         </w:tc>
         <w:tc>
           <w:tcPr>
-            <w:tcW w:type="dxa" w:w="4320"/>
+            <w:tcW w:type="dxa" w:w="7920"/>
           </w:tcPr>
           <w:p>
             <w:r>
-              <w:t>Version bump for a fully automated, unattended publish.ps1 run (no app behavior changes).</w:t>
+              <w:t>QSO Entry/Edit forms: manual UTC/Local Date-Time entry with sync, SOTA/POTA fields added throughout, reordered/larger entry form. ADIF import/export overhauled for real 3.1.4 compliance.</w:t>
             </w:r>
           </w:p>
         </w:tc>
@@ -4814,21 +4898,21 @@
       <w:tr>
         <w:tc>
           <w:tcPr>
-            <w:tcW w:type="dxa" w:w="4320"/>
+            <w:tcW w:type="dxa" w:w="720"/>
           </w:tcPr>
           <w:p>
             <w:r>
-              <w:t>1.26</w:t>
+              <w:t>1.27</w:t>
             </w:r>
           </w:p>
         </w:tc>
         <w:tc>
           <w:tcPr>
-            <w:tcW w:type="dxa" w:w="4320"/>
+            <w:tcW w:type="dxa" w:w="7920"/>
           </w:tcPr>
           <w:p>
             <w:r>
-              <w:t>Main window banner now reads “Conejo Valley Amateur Radio Club Logger” instead of “CVARC LOGGER”. publish.ps1 now exports the manual to PDF automatically.</w:t>
+              <w:t>Version bump for a fully automated, unattended publish.ps1 run (no app behavior changes).</w:t>
             </w:r>
           </w:p>
         </w:tc>
@@ -4836,21 +4920,21 @@
       <w:tr>
         <w:tc>
           <w:tcPr>
-            <w:tcW w:type="dxa" w:w="4320"/>
+            <w:tcW w:type="dxa" w:w="720"/>
           </w:tcPr>
           <w:p>
             <w:r>
-              <w:t>1.25</w:t>
+              <w:t>1.26</w:t>
             </w:r>
           </w:p>
         </w:tc>
         <w:tc>
           <w:tcPr>
-            <w:tcW w:type="dxa" w:w="4320"/>
+            <w:tcW w:type="dxa" w:w="7920"/>
           </w:tcPr>
           <w:p>
             <w:r>
-              <w:t>Multi-select QSOs in the log grid (Ctrl/Shift-right-click) with bulk delete; copy/paste QSO rows via Ctrl+C / Ctrl+V.</w:t>
+              <w:t>Main window banner now reads “Conejo Valley Amateur Radio Club Logger” instead of “CVARC LOGGER”. publish.ps1 now exports the manual to PDF automatically.</w:t>
             </w:r>
           </w:p>
         </w:tc>
@@ -4858,21 +4942,21 @@
       <w:tr>
         <w:tc>
           <w:tcPr>
-            <w:tcW w:type="dxa" w:w="4320"/>
+            <w:tcW w:type="dxa" w:w="720"/>
           </w:tcPr>
           <w:p>
             <w:r>
-              <w:t>1.24</w:t>
+              <w:t>1.25</w:t>
             </w:r>
           </w:p>
         </w:tc>
         <w:tc>
           <w:tcPr>
-            <w:tcW w:type="dxa" w:w="4320"/>
+            <w:tcW w:type="dxa" w:w="7920"/>
           </w:tcPr>
           <w:p>
             <w:r>
-              <w:t>ADIF import reads QRZ Logbook's own confirmation fields; larger banner/title; “Program by W6CSM” credit added to the status bar.</w:t>
+              <w:t>Multi-select QSOs in the log grid (Ctrl/Shift-right-click) with bulk delete; copy/paste QSO rows via Ctrl+C / Ctrl+V.</w:t>
             </w:r>
           </w:p>
         </w:tc>
@@ -4880,21 +4964,21 @@
       <w:tr>
         <w:tc>
           <w:tcPr>
-            <w:tcW w:type="dxa" w:w="4320"/>
+            <w:tcW w:type="dxa" w:w="720"/>
           </w:tcPr>
           <w:p>
             <w:r>
-              <w:t>1.23</w:t>
+              <w:t>1.24</w:t>
             </w:r>
           </w:p>
         </w:tc>
         <w:tc>
           <w:tcPr>
-            <w:tcW w:type="dxa" w:w="4320"/>
+            <w:tcW w:type="dxa" w:w="7920"/>
           </w:tcPr>
           <w:p>
             <w:r>
-              <w:t>Fixed a Station Profile double-save crash; ADIF import no longer aborts on unrecognized DXCC codes; merged the duplicate Comment/Notes field pair into one Comment field.</w:t>
+              <w:t>ADIF import reads QRZ Logbook's own confirmation fields; larger banner/title; “Program by W6CSM” credit added to the status bar.</w:t>
             </w:r>
           </w:p>
         </w:tc>
@@ -4902,21 +4986,21 @@
       <w:tr>
         <w:tc>
           <w:tcPr>
-            <w:tcW w:type="dxa" w:w="4320"/>
+            <w:tcW w:type="dxa" w:w="720"/>
           </w:tcPr>
           <w:p>
             <w:r>
-              <w:t>1.20</w:t>
+              <w:t>1.23</w:t>
             </w:r>
           </w:p>
         </w:tc>
         <w:tc>
           <w:tcPr>
-            <w:tcW w:type="dxa" w:w="4320"/>
+            <w:tcW w:type="dxa" w:w="7920"/>
           </w:tcPr>
           <w:p>
             <w:r>
-              <w:t>Row numbers added to the log grid; Enter key now logs a QSO; column order is now draggable and remembered.</w:t>
+              <w:t>Fixed a Station Profile double-save crash; ADIF import no longer aborts on unrecognized DXCC codes; merged the duplicate Comment/Notes field pair into one Comment field.</w:t>
             </w:r>
           </w:p>
         </w:tc>
@@ -4924,21 +5008,21 @@
       <w:tr>
         <w:tc>
           <w:tcPr>
-            <w:tcW w:type="dxa" w:w="4320"/>
+            <w:tcW w:type="dxa" w:w="720"/>
           </w:tcPr>
           <w:p>
             <w:r>
-              <w:t>1.19</w:t>
+              <w:t>1.20</w:t>
             </w:r>
           </w:p>
         </w:tc>
         <w:tc>
           <w:tcPr>
-            <w:tcW w:type="dxa" w:w="4320"/>
+            <w:tcW w:type="dxa" w:w="7920"/>
           </w:tcPr>
           <w:p>
             <w:r>
-              <w:t>App icon and banner logo added.</w:t>
+              <w:t>Row numbers added to the log grid; Enter key now logs a QSO; column order is now draggable and remembered.</w:t>
             </w:r>
           </w:p>
         </w:tc>
@@ -4946,21 +5030,21 @@
       <w:tr>
         <w:tc>
           <w:tcPr>
-            <w:tcW w:type="dxa" w:w="4320"/>
+            <w:tcW w:type="dxa" w:w="720"/>
           </w:tcPr>
           <w:p>
             <w:r>
-              <w:t>1.18</w:t>
+              <w:t>1.19</w:t>
             </w:r>
           </w:p>
         </w:tc>
         <w:tc>
           <w:tcPr>
-            <w:tcW w:type="dxa" w:w="4320"/>
+            <w:tcW w:type="dxa" w:w="7920"/>
           </w:tcPr>
           <w:p>
             <w:r>
-              <w:t>OP field now prefers the station profile's Operator Callsign over its free-text OP name.</w:t>
+              <w:t>App icon and banner logo added.</w:t>
             </w:r>
           </w:p>
         </w:tc>
@@ -4968,17 +5052,39 @@
       <w:tr>
         <w:tc>
           <w:tcPr>
-            <w:tcW w:type="dxa" w:w="4320"/>
+            <w:tcW w:type="dxa" w:w="720"/>
           </w:tcPr>
           <w:p>
             <w:r>
-              <w:t>1.17</w:t>
+              <w:t>1.18</w:t>
             </w:r>
           </w:p>
         </w:tc>
         <w:tc>
           <w:tcPr>
-            <w:tcW w:type="dxa" w:w="4320"/>
+            <w:tcW w:type="dxa" w:w="7920"/>
+          </w:tcPr>
+          <w:p>
+            <w:r>
+              <w:t>OP field now prefers the station profile's Operator Callsign over its free-text OP name.</w:t>
+            </w:r>
+          </w:p>
+        </w:tc>
+      </w:tr>
+      <w:tr>
+        <w:tc>
+          <w:tcPr>
+            <w:tcW w:type="dxa" w:w="720"/>
+          </w:tcPr>
+          <w:p>
+            <w:r>
+              <w:t>1.17</w:t>
+            </w:r>
+          </w:p>
+        </w:tc>
+        <w:tc>
+          <w:tcPr>
+            <w:tcW w:type="dxa" w:w="7920"/>
           </w:tcPr>
           <w:p>
             <w:r>

--- a/docs/CvarcLogger User Manual.docx
+++ b/docs/CvarcLogger User Manual.docx
@@ -34,7 +34,7 @@
           <w:b/>
           <w:sz w:val="32"/>
         </w:rPr>
-        <w:t>Version 2.03</w:t>
+        <w:t>Version 2.04</w:t>
       </w:r>
     </w:p>
     <w:p>
@@ -4352,6 +4352,28 @@
           </w:tcPr>
           <w:p>
             <w:r>
+              <w:t>2.04</w:t>
+            </w:r>
+          </w:p>
+        </w:tc>
+        <w:tc>
+          <w:tcPr>
+            <w:tcW w:type="dxa" w:w="7920"/>
+          </w:tcPr>
+          <w:p>
+            <w:r>
+              <w:t>Internal cleanup and performance work on the SKCC awards feature -- faster SKCC tab load, no user-visible behavior change besides tier labels now showing contacts remaining.</w:t>
+            </w:r>
+          </w:p>
+        </w:tc>
+      </w:tr>
+      <w:tr>
+        <w:tc>
+          <w:tcPr>
+            <w:tcW w:type="dxa" w:w="720"/>
+          </w:tcPr>
+          <w:p>
+            <w:r>
               <w:t>2.03</w:t>
             </w:r>
           </w:p>

--- a/docs/CvarcLogger User Manual.docx
+++ b/docs/CvarcLogger User Manual.docx
@@ -34,7 +34,7 @@
           <w:b/>
           <w:sz w:val="32"/>
         </w:rPr>
-        <w:t>Version 2.04</w:t>
+        <w:t>Version 2.07 (Beta)</w:t>
       </w:r>
     </w:p>
     <w:p>
@@ -4352,6 +4352,72 @@
           </w:tcPr>
           <w:p>
             <w:r>
+              <w:t>2.07 (Beta)</w:t>
+            </w:r>
+          </w:p>
+        </w:tc>
+        <w:tc>
+          <w:tcPr>
+            <w:tcW w:type="dxa" w:w="7920"/>
+          </w:tcPr>
+          <w:p>
+            <w:r>
+              <w:t>New Contests menu with per-contest scoring tools (Field Day, ARRL Sweepstakes, CQ WW, Sprints, NAQP - all labeled Beta). Cabrillo import now saves the full contest header; export dialog auto-fills from the last submission. New in-app Help window with the full manual (including real tables) and find/next search, kept in sync with this document automatically on every build. ARRL Sweepstakes fixes: USB/LSB now count as Phone-event modes, and a Fill in Missing Sections tool backfills ARRL Section from State/County for older QSOs.</w:t>
+            </w:r>
+          </w:p>
+        </w:tc>
+      </w:tr>
+      <w:tr>
+        <w:tc>
+          <w:tcPr>
+            <w:tcW w:type="dxa" w:w="720"/>
+          </w:tcPr>
+          <w:p>
+            <w:r>
+              <w:t>2.06</w:t>
+            </w:r>
+          </w:p>
+        </w:tc>
+        <w:tc>
+          <w:tcPr>
+            <w:tcW w:type="dxa" w:w="7920"/>
+          </w:tcPr>
+          <w:p>
+            <w:r>
+              <w:t>WSJT-X multicast reception as an alternative to GridTracker2 relay. Cabrillo import/export for contest logs. CAT Control: baud rate dropdown, Internet Control radio-type dropdown (K4/FlexRadio/CI-V/Kenwood), USB test now actually polls the radio, rigctld auto-launch on by default. Custom install directory; uninstall prompts to keep or remove the database. Tab key in Callsign now triggers lookup.</w:t>
+            </w:r>
+          </w:p>
+        </w:tc>
+      </w:tr>
+      <w:tr>
+        <w:tc>
+          <w:tcPr>
+            <w:tcW w:type="dxa" w:w="720"/>
+          </w:tcPr>
+          <w:p>
+            <w:r>
+              <w:t>2.05</w:t>
+            </w:r>
+          </w:p>
+        </w:tc>
+        <w:tc>
+          <w:tcPr>
+            <w:tcW w:type="dxa" w:w="7920"/>
+          </w:tcPr>
+          <w:p>
+            <w:r>
+              <w:t>Entry form and log grid can now be resized against each other via a drag handle (remembers your split). Fixed: Edit QSO's Lookup button now works; added a Clear &amp; Lookup button that empties and refetches looked-up fields without touching anything typed by hand.</w:t>
+            </w:r>
+          </w:p>
+        </w:tc>
+      </w:tr>
+      <w:tr>
+        <w:tc>
+          <w:tcPr>
+            <w:tcW w:type="dxa" w:w="720"/>
+          </w:tcPr>
+          <w:p>
+            <w:r>
               <w:t>2.04</w:t>
             </w:r>
           </w:p>

--- a/docs/CvarcLogger User Manual.docx
+++ b/docs/CvarcLogger User Manual.docx
@@ -34,7 +34,7 @@
           <w:b/>
           <w:sz w:val="32"/>
         </w:rPr>
-        <w:t>Version 2.07 (Beta)</w:t>
+        <w:t>Version 2.08 (Beta)</w:t>
       </w:r>
     </w:p>
     <w:p>
@@ -1596,7 +1596,7 @@
               <w:rPr>
                 <w:sz w:val="18"/>
               </w:rPr>
-              <w:t>27</w:t>
+              <w:t>26</w:t>
             </w:r>
           </w:p>
           <w:p>
@@ -1621,7 +1621,232 @@
               <w:rPr>
                 <w:sz w:val="17"/>
               </w:rPr>
+              <w:t>26</w:t>
+            </w:r>
+          </w:p>
+          <w:p>
+            <w:pPr>
+              <w:tabs>
+                <w:tab w:pos="4248" w:val="right" w:leader="dot"/>
+              </w:tabs>
+              <w:spacing w:after="20"/>
+              <w:ind w:left="0"/>
+            </w:pPr>
+            <w:r>
+              <w:rPr>
+                <w:b/>
+                <w:sz w:val="18"/>
+              </w:rPr>
+              <w:t>Appendix C: Contest Scoring, Step by Step</w:t>
+            </w:r>
+            <w:r>
+              <w:tab/>
+            </w:r>
+            <w:r>
+              <w:rPr>
+                <w:sz w:val="18"/>
+              </w:rPr>
+              <w:t>26</w:t>
+            </w:r>
+          </w:p>
+          <w:p>
+            <w:pPr>
+              <w:tabs>
+                <w:tab w:pos="3960" w:val="right" w:leader="dot"/>
+              </w:tabs>
+              <w:spacing w:after="20"/>
+              <w:ind w:left="288"/>
+            </w:pPr>
+            <w:r>
+              <w:rPr>
+                <w:b w:val="0"/>
+                <w:sz w:val="17"/>
+              </w:rPr>
+              <w:t>C.1 Opening the Contests Menu</w:t>
+            </w:r>
+            <w:r>
+              <w:tab/>
+            </w:r>
+            <w:r>
+              <w:rPr>
+                <w:sz w:val="17"/>
+              </w:rPr>
+              <w:t>26</w:t>
+            </w:r>
+          </w:p>
+          <w:p>
+            <w:pPr>
+              <w:tabs>
+                <w:tab w:pos="3960" w:val="right" w:leader="dot"/>
+              </w:tabs>
+              <w:spacing w:after="20"/>
+              <w:ind w:left="288"/>
+            </w:pPr>
+            <w:r>
+              <w:rPr>
+                <w:b w:val="0"/>
+                <w:sz w:val="17"/>
+              </w:rPr>
+              <w:t>C.2 Field Day</w:t>
+            </w:r>
+            <w:r>
+              <w:tab/>
+            </w:r>
+            <w:r>
+              <w:rPr>
+                <w:sz w:val="17"/>
+              </w:rPr>
+              <w:t>26</w:t>
+            </w:r>
+          </w:p>
+          <w:p>
+            <w:pPr>
+              <w:tabs>
+                <w:tab w:pos="3960" w:val="right" w:leader="dot"/>
+              </w:tabs>
+              <w:spacing w:after="20"/>
+              <w:ind w:left="288"/>
+            </w:pPr>
+            <w:r>
+              <w:rPr>
+                <w:b w:val="0"/>
+                <w:sz w:val="17"/>
+              </w:rPr>
+              <w:t>C.3 ARRL Sweepstakes</w:t>
+            </w:r>
+            <w:r>
+              <w:tab/>
+            </w:r>
+            <w:r>
+              <w:rPr>
+                <w:sz w:val="17"/>
+              </w:rPr>
               <w:t>27</w:t>
+            </w:r>
+          </w:p>
+          <w:p>
+            <w:pPr>
+              <w:tabs>
+                <w:tab w:pos="3960" w:val="right" w:leader="dot"/>
+              </w:tabs>
+              <w:spacing w:after="20"/>
+              <w:ind w:left="288"/>
+            </w:pPr>
+            <w:r>
+              <w:rPr>
+                <w:b w:val="0"/>
+                <w:sz w:val="17"/>
+              </w:rPr>
+              <w:t>C.4 CQ WW DX Contest</w:t>
+            </w:r>
+            <w:r>
+              <w:tab/>
+            </w:r>
+            <w:r>
+              <w:rPr>
+                <w:sz w:val="17"/>
+              </w:rPr>
+              <w:t>27</w:t>
+            </w:r>
+          </w:p>
+          <w:p>
+            <w:pPr>
+              <w:tabs>
+                <w:tab w:pos="3960" w:val="right" w:leader="dot"/>
+              </w:tabs>
+              <w:spacing w:after="20"/>
+              <w:ind w:left="288"/>
+            </w:pPr>
+            <w:r>
+              <w:rPr>
+                <w:b w:val="0"/>
+                <w:sz w:val="17"/>
+              </w:rPr>
+              <w:t>C.5 Sprints</w:t>
+            </w:r>
+            <w:r>
+              <w:tab/>
+            </w:r>
+            <w:r>
+              <w:rPr>
+                <w:sz w:val="17"/>
+              </w:rPr>
+              <w:t>28</w:t>
+            </w:r>
+          </w:p>
+          <w:p>
+            <w:pPr>
+              <w:tabs>
+                <w:tab w:pos="3960" w:val="right" w:leader="dot"/>
+              </w:tabs>
+              <w:spacing w:after="20"/>
+              <w:ind w:left="288"/>
+            </w:pPr>
+            <w:r>
+              <w:rPr>
+                <w:b w:val="0"/>
+                <w:sz w:val="17"/>
+              </w:rPr>
+              <w:t>C.6 NAQP (North American QSO Party)</w:t>
+            </w:r>
+            <w:r>
+              <w:tab/>
+            </w:r>
+            <w:r>
+              <w:rPr>
+                <w:sz w:val="17"/>
+              </w:rPr>
+              <w:t>28</w:t>
+            </w:r>
+          </w:p>
+          <w:p>
+            <w:pPr>
+              <w:tabs>
+                <w:tab w:pos="3960" w:val="right" w:leader="dot"/>
+              </w:tabs>
+              <w:spacing w:after="20"/>
+              <w:ind w:left="288"/>
+            </w:pPr>
+            <w:r>
+              <w:rPr>
+                <w:b w:val="0"/>
+                <w:sz w:val="17"/>
+              </w:rPr>
+              <w:t>C.7 SKCC (Straight Key Century Club)</w:t>
+            </w:r>
+            <w:r>
+              <w:tab/>
+            </w:r>
+            <w:r>
+              <w:rPr>
+                <w:sz w:val="17"/>
+              </w:rPr>
+              <w:t>28</w:t>
+            </w:r>
+          </w:p>
+          <w:p>
+            <w:pPr>
+              <w:tabs>
+                <w:tab w:pos="3960" w:val="right" w:leader="dot"/>
+              </w:tabs>
+              <w:spacing w:after="20"/>
+              <w:ind w:left="288"/>
+            </w:pPr>
+            <w:r>
+              <w:rPr>
+                <w:b w:val="0"/>
+                <w:sz w:val="17"/>
+              </w:rPr>
+              <w:t>C.8 Reading Your Results</w:t>
+            </w:r>
+            <w:r>
+              <w:tab/>
+            </w:r>
+            <w:r>
+              <w:rPr>
+                <w:sz w:val="17"/>
+              </w:rPr>
+              <w:t>29</w:t>
             </w:r>
           </w:p>
         </w:tc>
@@ -4352,6 +4577,50 @@
           </w:tcPr>
           <w:p>
             <w:r>
+              <w:t>2.08 (Beta)</w:t>
+            </w:r>
+          </w:p>
+        </w:tc>
+        <w:tc>
+          <w:tcPr>
+            <w:tcW w:type="dxa" w:w="7920"/>
+          </w:tcPr>
+          <w:p>
+            <w:r>
+              <w:t>SKCC (Straight Key Century Club) support: automatic and manual SKCC # lookup from the local member roster in the QSO edit window, Bulk Edit (“Lookup SKCC # for Selected”), and automatically when logging a QSO. Entry form gained a member tier badge (gold/silver/bronze for Senator/Tribune/Centurion) and a live exchange-preview line next to the SKCC # field. New SKCC scorer under Contests: Weekday Sprint, Weekend Sprintathon, Europe Sprint, Asia Sprint, and QSO Party, scored against SKCC's own published rules. See Appendix C for a full walkthrough.</w:t>
+            </w:r>
+          </w:p>
+        </w:tc>
+      </w:tr>
+      <w:tr>
+        <w:tc>
+          <w:tcPr>
+            <w:tcW w:type="dxa" w:w="720"/>
+          </w:tcPr>
+          <w:p>
+            <w:r>
+              <w:t>2.07a (Beta)</w:t>
+            </w:r>
+          </w:p>
+        </w:tc>
+        <w:tc>
+          <w:tcPr>
+            <w:tcW w:type="dxa" w:w="7920"/>
+          </w:tcPr>
+          <w:p>
+            <w:r>
+              <w:t>Bug-fix release: resolved a crash opening the Field Day scorer; corrected the Field Day Emergency Power bonus to award points per transmitter (not a flat amount) and added the missing GOTA Bonus and GOTA Coach bonuses; fixed invisible typed text in the Field Day bonus count boxes; fixed the Contests menu's Field Day tab not responding the first time the window opened; expanded the DXCC entity list from 338 to 402 entities with CQ/ITU zone data.</w:t>
+            </w:r>
+          </w:p>
+        </w:tc>
+      </w:tr>
+      <w:tr>
+        <w:tc>
+          <w:tcPr>
+            <w:tcW w:type="dxa" w:w="720"/>
+          </w:tcPr>
+          <w:p>
+            <w:r>
               <w:t>2.07 (Beta)</w:t>
             </w:r>
           </w:p>
@@ -5231,7 +5500,404 @@
         <w:t>Thank you to the CVARC members who tested early builds and reported issues throughout development.</w:t>
       </w:r>
     </w:p>
+    <w:p>
+      <w:pPr>
+        <w:pStyle w:val="Heading1"/>
+      </w:pPr>
+      <w:r>
+        <w:t>Appendix C: Contest Scoring, Step by Step</w:t>
+      </w:r>
+    </w:p>
+    <w:p>
+      <w:pPr/>
+      <w:r>
+        <w:t>This appendix walks through every contest scoring tool in CVARC Logger, one step at a time, written for anyone new to contest scoring — not just experienced contesters. If you just want to log QSOs during a contest, see Section 4.7 first; this appendix covers turning a finished log into a score.</w:t>
+      </w:r>
+    </w:p>
+    <w:p>
+      <w:pPr/>
+    </w:p>
+    <w:p>
+      <w:pPr>
+        <w:pStyle w:val="Heading2"/>
+      </w:pPr>
+      <w:r>
+        <w:t>C.1 Opening the Contests Menu</w:t>
+      </w:r>
+    </w:p>
+    <w:p>
+      <w:pPr/>
+      <w:r>
+        <w:t>1. On the sidebar, find the Awards/Contests button.</w:t>
+      </w:r>
+    </w:p>
+    <w:p>
+      <w:pPr/>
+      <w:r>
+        <w:t>2. Click it once to open Awards Progress (Section 7).</w:t>
+      </w:r>
+    </w:p>
+    <w:p>
+      <w:pPr/>
+      <w:r>
+        <w:t>3. Click it a second time (or click it again from the Awards window) to open the Contests menu instead.</w:t>
+      </w:r>
+    </w:p>
+    <w:p>
+      <w:pPr/>
+      <w:r>
+        <w:t>4. The Contests menu has a list of contests down the left side — Field Day, ARRL Sweepstakes, CQ WW, Sprints, NAQP, and SKCC. Click any one of them to see a short description and an “Open Scorer” button.</w:t>
+      </w:r>
+    </w:p>
+    <w:p>
+      <w:pPr/>
+      <w:r>
+        <w:t>5. Click “Open Scorer” to open that contest's own scoring window. Each one works a little differently, covered below.</w:t>
+      </w:r>
+    </w:p>
+    <w:p>
+      <w:pPr/>
+    </w:p>
+    <w:p>
+      <w:pPr/>
+      <w:r>
+        <w:t>A general note before you start: every scoring tool reads your log and calculates a score from it — it does not change or add anything to your log itself. You can recalculate as many times as you like with different settings; nothing is saved until you're ready.</w:t>
+      </w:r>
+    </w:p>
+    <w:p>
+      <w:pPr/>
+    </w:p>
+    <w:p>
+      <w:pPr>
+        <w:pStyle w:val="Heading2"/>
+      </w:pPr>
+      <w:r>
+        <w:t>C.2 Field Day</w:t>
+      </w:r>
+    </w:p>
+    <w:p>
+      <w:pPr/>
+      <w:r>
+        <w:t>1. Open the Field Day scorer (see C.1).</w:t>
+      </w:r>
+    </w:p>
+    <w:p>
+      <w:pPr/>
+      <w:r>
+        <w:t>2. In the Year box, type the year of the Field Day event you're scoring, e.g. 2026.</w:t>
+      </w:r>
+    </w:p>
+    <w:p>
+      <w:pPr/>
+      <w:r>
+        <w:t>3. Choose your Power Class from the dropdown: QRP Battery if you ran 5 watts or less on battery/solar power, Low Power for 150 watts or less, or High Power for anything above that.</w:t>
+      </w:r>
+    </w:p>
+    <w:p>
+      <w:pPr/>
+      <w:r>
+        <w:t>4. If you'd like to double-check which of your logged QSOs actually count for Field Day, click the “Verify Entries” tab at the top — it lists every QSO with a green check or a red note explaining why it doesn't qualify (wrong weekend, missing information, etc.). Go back to the “Score” tab when you're done looking.</w:t>
+      </w:r>
+    </w:p>
+    <w:p>
+      <w:pPr/>
+      <w:r>
+        <w:t>5. On the right side of the Score tab, tick the checkbox next to every bonus you actually earned (Emergency Power, Media Publicity, Safety Officer, and so on). A couple of these — Emergency Power and the GOTA Bonus — also ask how many transmitters or contacts to count; type that number in the small box next to the checkbox.</w:t>
+      </w:r>
+    </w:p>
+    <w:p>
+      <w:pPr/>
+      <w:r>
+        <w:t>6. Click Recalculate. Your full score breakdown appears on the left: QSO points by mode, your power multiplier, bonus points, and the final score.</w:t>
+      </w:r>
+    </w:p>
+    <w:p>
+      <w:pPr/>
+      <w:r>
+        <w:t>7. Click Close when you're done, or change any setting and click Recalculate again.</w:t>
+      </w:r>
+    </w:p>
+    <w:p>
+      <w:pPr/>
+    </w:p>
+    <w:p>
+      <w:pPr>
+        <w:pStyle w:val="Heading2"/>
+      </w:pPr>
+      <w:r>
+        <w:t>C.3 ARRL Sweepstakes</w:t>
+      </w:r>
+    </w:p>
+    <w:p>
+      <w:pPr/>
+      <w:r>
+        <w:t>1. Open the Sweepstakes scorer (see C.1).</w:t>
+      </w:r>
+    </w:p>
+    <w:p>
+      <w:pPr/>
+      <w:r>
+        <w:t>2. Sweepstakes has two separate events — a CW weekend and a Phone (voice) weekend — and the scorer handles both automatically from your log's dates, so there's nothing to select.</w:t>
+      </w:r>
+    </w:p>
+    <w:p>
+      <w:pPr/>
+      <w:r>
+        <w:t>3. If some of your QSOs are missing their ARRL Section (a two- or three-letter code for where the other station is located), click “Fill in Missing Sections” first — it fills them in automatically from the State/County you already logged, wherever it can.</w:t>
+      </w:r>
+    </w:p>
+    <w:p>
+      <w:pPr/>
+      <w:r>
+        <w:t>4. Click Recalculate (or it may calculate automatically when the window opens).</w:t>
+      </w:r>
+    </w:p>
+    <w:p>
+      <w:pPr/>
+      <w:r>
+        <w:t>5. You'll see your CW score and Phone score shown separately, plus a combined total.</w:t>
+      </w:r>
+    </w:p>
+    <w:p>
+      <w:pPr/>
+    </w:p>
+    <w:p>
+      <w:pPr>
+        <w:pStyle w:val="Heading2"/>
+      </w:pPr>
+      <w:r>
+        <w:t>C.4 CQ WW DX Contest</w:t>
+      </w:r>
+    </w:p>
+    <w:p>
+      <w:pPr/>
+      <w:r>
+        <w:t>1. Open the CQ WW scorer (see C.1).</w:t>
+      </w:r>
+    </w:p>
+    <w:p>
+      <w:pPr/>
+      <w:r>
+        <w:t>2. Like Sweepstakes, CQ WW has an SSB (voice) weekend and a CW weekend, and the scorer sorts your QSOs into the right one automatically based on when they happened.</w:t>
+      </w:r>
+    </w:p>
+    <w:p>
+      <w:pPr/>
+      <w:r>
+        <w:t>3. Click Recalculate.</w:t>
+      </w:r>
+    </w:p>
+    <w:p>
+      <w:pPr/>
+      <w:r>
+        <w:t>4. The results show your QSO points (which depend on whether the other station was in your own country, your own continent, a different continent, or elsewhere in North America), your zone and country multipliers, and the final score for each event.</w:t>
+      </w:r>
+    </w:p>
+    <w:p>
+      <w:pPr/>
+    </w:p>
+    <w:p>
+      <w:pPr>
+        <w:pStyle w:val="Heading2"/>
+      </w:pPr>
+      <w:r>
+        <w:t>C.5 Sprints</w:t>
+      </w:r>
+    </w:p>
+    <w:p>
+      <w:pPr/>
+      <w:r>
+        <w:t>1. Open the Sprints scorer (see C.1).</w:t>
+      </w:r>
+    </w:p>
+    <w:p>
+      <w:pPr/>
+      <w:r>
+        <w:t>2. Choose which Sprint you're scoring from the dropdown: CW, SSB, or RTTY Sprint, or the ARRL VHF Contest.</w:t>
+      </w:r>
+    </w:p>
+    <w:p>
+      <w:pPr/>
+      <w:r>
+        <w:t>3. Unlike the other contests, Sprint dates move around and aren't a fixed weekend every time — so type the exact start and end date/time (in UTC) of the specific Sprint you took part in.</w:t>
+      </w:r>
+    </w:p>
+    <w:p>
+      <w:pPr/>
+      <w:r>
+        <w:t>4. Click Recalculate to see your QSO points, multipliers, and final score.</w:t>
+      </w:r>
+    </w:p>
+    <w:p>
+      <w:pPr/>
+    </w:p>
+    <w:p>
+      <w:pPr>
+        <w:pStyle w:val="Heading2"/>
+      </w:pPr>
+      <w:r>
+        <w:t>C.6 NAQP (North American QSO Party)</w:t>
+      </w:r>
+    </w:p>
+    <w:p>
+      <w:pPr/>
+      <w:r>
+        <w:t>1. Open the NAQP scorer (see C.1).</w:t>
+      </w:r>
+    </w:p>
+    <w:p>
+      <w:pPr/>
+      <w:r>
+        <w:t>2. Choose CW, SSB, or RTTY from the dropdown, and type the year in the Year box.</w:t>
+      </w:r>
+    </w:p>
+    <w:p>
+      <w:pPr/>
+      <w:r>
+        <w:t>3. NAQP runs twice a year on fixed weekends; the scorer works out both weekends' dates for you from the year alone, so there's no need to look them up.</w:t>
+      </w:r>
+    </w:p>
+    <w:p>
+      <w:pPr/>
+      <w:r>
+        <w:t>4. Click Recalculate to see your total QSOs, multipliers, and score.</w:t>
+      </w:r>
+    </w:p>
+    <w:p>
+      <w:pPr/>
+    </w:p>
+    <w:p>
+      <w:pPr>
+        <w:pStyle w:val="Heading2"/>
+      </w:pPr>
+      <w:r>
+        <w:t>C.7 SKCC (Straight Key Century Club)</w:t>
+      </w:r>
+    </w:p>
+    <w:p>
+      <w:pPr/>
+      <w:r>
+        <w:t>SKCC support has two parts: looking up other members' SKCC numbers while you log (covered here first), and scoring an SKCC event afterward (covered below).</w:t>
+      </w:r>
+    </w:p>
+    <w:p>
+      <w:pPr/>
+    </w:p>
+    <w:p>
+      <w:pPr/>
+      <w:r>
+        <w:t>Looking up an SKCC number</w:t>
+      </w:r>
+    </w:p>
+    <w:p>
+      <w:pPr/>
+      <w:r>
+        <w:t>1. Before your first SKCC session, download the member list: open the SKCC tab under Awards Progress and use its refresh/update option, or click the small refresh button next to the SKCC # field on the entry form. This only needs to be done occasionally — the list updates itself automatically once a week after that.</w:t>
+      </w:r>
+    </w:p>
+    <w:p>
+      <w:pPr/>
+      <w:r>
+        <w:t>2. While logging live, if you don't already know the other station's SKCC number, just leave the SKCC # field blank and log the QSO as usual — CVARC Logger checks the member list for you automatically and fills it in if they're a member.</w:t>
+      </w:r>
+    </w:p>
+    <w:p>
+      <w:pPr/>
+      <w:r>
+        <w:t>3. To look up a number for a contact you've already logged, open that QSO for editing (Section 6) and click the Lookup button next to the SKCC # field.</w:t>
+      </w:r>
+    </w:p>
+    <w:p>
+      <w:pPr/>
+      <w:r>
+        <w:t>4. To look up several QSOs at once, select them all in the Log Grid (Section 5.4), open Bulk Edit, and click “Lookup SKCC # for Selected.” Each QSO's own contact is looked up individually, so a mix of members and non-members in your selection is handled correctly.</w:t>
+      </w:r>
+    </w:p>
+    <w:p>
+      <w:pPr/>
+      <w:r>
+        <w:t>5. As you log a QSO with an SKCC member, a small colored circle appears next to the SKCC # field showing their award level — gold for Senator, silver for Tribune, bronze for Centurion — and a line underneath shows a quick readback of the callsign, signal report, state, name, and SKCC number you've copied, so you can double-check it before logging.</w:t>
+      </w:r>
+    </w:p>
+    <w:p>
+      <w:pPr/>
+    </w:p>
+    <w:p>
+      <w:pPr/>
+      <w:r>
+        <w:t>Scoring an SKCC event</w:t>
+      </w:r>
+    </w:p>
+    <w:p>
+      <w:pPr/>
+      <w:r>
+        <w:t>1. Open the SKCC scorer (see C.1).</w:t>
+      </w:r>
+    </w:p>
+    <w:p>
+      <w:pPr/>
+      <w:r>
+        <w:t>2. Choose which event you're scoring from the Event dropdown: Weekday Sprint, Weekend Sprintathon, Europe Sprint, Asia Sprint, or QSO Party.</w:t>
+      </w:r>
+    </w:p>
+    <w:p>
+      <w:pPr/>
+      <w:r>
+        <w:t>3. Type the event's start and end date/time (in UTC) so only QSOs from that specific event are counted. You can leave these blank to include every QSO in your log instead.</w:t>
+      </w:r>
+    </w:p>
+    <w:p>
+      <w:pPr/>
+      <w:r>
+        <w:t>4. A couple of bonus points can't be worked out automatically and need to be entered by hand: for the Weekday Sprint, if that sprint named a special “bonus station” to contact, type its callsign in the box provided; for the QSO Party, tick the box if you're submitting a photo or soapbox comment with your entry.</w:t>
+      </w:r>
+    </w:p>
+    <w:p>
+      <w:pPr/>
+      <w:r>
+        <w:t>5. Click Recalculate.</w:t>
+      </w:r>
+    </w:p>
+    <w:p>
+      <w:pPr/>
+      <w:r>
+        <w:t>6. Your score appears on the Score tab: QSO points, multipliers (unique states/provinces/countries worked), bonus points, and the final score. Click the “Multiplier &amp; Bonus Details” tab to see exactly which states/countries and which members counted toward your bonus.</w:t>
+      </w:r>
+    </w:p>
+    <w:p>
+      <w:pPr/>
+    </w:p>
+    <w:p>
+      <w:pPr/>
+      <w:r>
+        <w:t>Note: South America Sprint and Slow Speed Saunter aren't available in the scorer yet. SKCC doesn't appear to publish separate official scoring rules for these, so rather than guess at a formula, CVARC Logger simply doesn't offer them as an option.</w:t>
+      </w:r>
+    </w:p>
+    <w:p>
+      <w:pPr/>
+    </w:p>
+    <w:p>
+      <w:pPr>
+        <w:pStyle w:val="Heading2"/>
+      </w:pPr>
+      <w:r>
+        <w:t>C.8 Reading Your Results</w:t>
+      </w:r>
+    </w:p>
+    <w:p>
+      <w:pPr/>
+      <w:r>
+        <w:t>Every scorer shows the same general shape of result: how many QSOs counted, how those QSOs turned into points, any multiplier applied, bonus points added on top, and a final score at the bottom. None of these tools submit anything on your behalf — they're for checking your own score before you submit it yourself through each contest's official log-submission website.</w:t>
+      </w:r>
+    </w:p>
+    <w:p>
+      <w:pPr/>
+      <w:r>
+        <w:t>Field Day, ARRL Sweepstakes, CQ WW, Sprints, and NAQP are all labeled “Beta” in the app. That means the scoring logic has been built carefully from the official rules, but hasn't yet been checked against a large number of real, live contest logs — so treat the score as a strong estimate, and always compare against the contest's own submission site before relying on it for an important entry.</w:t>
+      </w:r>
+    </w:p>
     <w:sectPr>
+      <w:footerReference w:type="default" r:id="rId9"/>
       <w:pgSz w:w="12240" w:h="15840"/>
       <w:pgMar w:top="1440" w:right="1800" w:bottom="1440" w:left="1800" w:header="720" w:footer="720" w:gutter="0"/>
       <w:cols w:space="720"/>
@@ -5239,6 +5905,36 @@
     </w:sectPr>
   </w:body>
 </w:document>
+</file>
+
+<file path=word/footer1.xml><?xml version="1.0" encoding="utf-8"?>
+<w:ftr xmlns:m="http://schemas.openxmlformats.org/officeDocument/2006/math" xmlns:mc="http://schemas.openxmlformats.org/markup-compatibility/2006" xmlns:mo="http://schemas.microsoft.com/office/mac/office/2008/main" xmlns:mv="urn:schemas-microsoft-com:mac:vml" xmlns:o="urn:schemas-microsoft-com:office:office" xmlns:r="http://schemas.openxmlformats.org/officeDocument/2006/relationships" xmlns:v="urn:schemas-microsoft-com:vml" xmlns:w10="urn:schemas-microsoft-com:office:word" xmlns:w14="http://schemas.microsoft.com/office/word/2010/wordml" xmlns:w="http://schemas.openxmlformats.org/wordprocessingml/2006/main" xmlns:wne="http://schemas.microsoft.com/office/word/2006/wordml" xmlns:wp14="http://schemas.microsoft.com/office/word/2010/wordprocessingDrawing" xmlns:wp="http://schemas.openxmlformats.org/drawingml/2006/wordprocessingDrawing" xmlns:wpc="http://schemas.microsoft.com/office/word/2010/wordprocessingCanvas" xmlns:wpg="http://schemas.microsoft.com/office/word/2010/wordprocessingGroup" xmlns:wpi="http://schemas.microsoft.com/office/word/2010/wordprocessingInk" xmlns:wps="http://schemas.microsoft.com/office/word/2010/wordprocessingShape" mc:Ignorable="w14 wp14">
+  <w:p>
+    <w:pPr>
+      <w:pStyle w:val="Footer"/>
+      <w:jc w:val="center"/>
+    </w:pPr>
+    <w:r/>
+    <w:r>
+      <w:t xml:space="preserve">Page </w:t>
+    </w:r>
+    <w:r>
+      <w:fldChar w:fldCharType="begin"/>
+      <w:instrText xml:space="preserve">PAGE</w:instrText>
+      <w:fldChar w:fldCharType="separate"/>
+      <w:fldChar w:fldCharType="end"/>
+    </w:r>
+    <w:r>
+      <w:t xml:space="preserve"> of </w:t>
+    </w:r>
+    <w:r>
+      <w:fldChar w:fldCharType="begin"/>
+      <w:instrText xml:space="preserve">NUMPAGES</w:instrText>
+      <w:fldChar w:fldCharType="separate"/>
+      <w:fldChar w:fldCharType="end"/>
+    </w:r>
+  </w:p>
+</w:ftr>
 </file>
 
 <file path=word/numbering.xml><?xml version="1.0" encoding="utf-8"?>

--- a/docs/CvarcLogger User Manual.docx
+++ b/docs/CvarcLogger User Manual.docx
@@ -34,7 +34,7 @@
           <w:b/>
           <w:sz w:val="32"/>
         </w:rPr>
-        <w:t>Version 2.08 (Beta)</w:t>
+        <w:t>Version 2.09 (Beta)</w:t>
       </w:r>
     </w:p>
     <w:p>
@@ -4577,6 +4577,28 @@
           </w:tcPr>
           <w:p>
             <w:r>
+              <w:t>2.09 (Beta)</w:t>
+            </w:r>
+          </w:p>
+        </w:tc>
+        <w:tc>
+          <w:tcPr>
+            <w:tcW w:type="dxa" w:w="7920"/>
+          </w:tcPr>
+          <w:p>
+            <w:r>
+              <w:t>Documentation-only release. User manual updated: page numbers added to every page, a new Appendix C walks through every contest scoring tool step by step (Field Day, Sweepstakes, CQ WW, Sprints, NAQP, and SKCC), the version-history table's missing 2.07a/2.08 rows were added, and the title page's version stamp was corrected.</w:t>
+            </w:r>
+          </w:p>
+        </w:tc>
+      </w:tr>
+      <w:tr>
+        <w:tc>
+          <w:tcPr>
+            <w:tcW w:type="dxa" w:w="720"/>
+          </w:tcPr>
+          <w:p>
+            <w:r>
               <w:t>2.08 (Beta)</w:t>
             </w:r>
           </w:p>

--- a/docs/CvarcLogger User Manual.docx
+++ b/docs/CvarcLogger User Manual.docx
@@ -34,7 +34,7 @@
           <w:b/>
           <w:sz w:val="32"/>
         </w:rPr>
-        <w:t>Version 2.09 (Beta)</w:t>
+        <w:t>Version 2.08 (Beta)</w:t>
       </w:r>
     </w:p>
     <w:p>
@@ -4577,28 +4577,6 @@
           </w:tcPr>
           <w:p>
             <w:r>
-              <w:t>2.09 (Beta)</w:t>
-            </w:r>
-          </w:p>
-        </w:tc>
-        <w:tc>
-          <w:tcPr>
-            <w:tcW w:type="dxa" w:w="7920"/>
-          </w:tcPr>
-          <w:p>
-            <w:r>
-              <w:t>Documentation-only release. User manual updated: page numbers added to every page, a new Appendix C walks through every contest scoring tool step by step (Field Day, Sweepstakes, CQ WW, Sprints, NAQP, and SKCC), the version-history table's missing 2.07a/2.08 rows were added, and the title page's version stamp was corrected.</w:t>
-            </w:r>
-          </w:p>
-        </w:tc>
-      </w:tr>
-      <w:tr>
-        <w:tc>
-          <w:tcPr>
-            <w:tcW w:type="dxa" w:w="720"/>
-          </w:tcPr>
-          <w:p>
-            <w:r>
               <w:t>2.08 (Beta)</w:t>
             </w:r>
           </w:p>
